--- a/docs/experiment_report.docx
+++ b/docs/experiment_report.docx
@@ -2871,6 +2871,335 @@
         <w:t>REG4 특화 현상 분석 — 균등 분산을 유도하는 학습 방법 연구</w:t>
       </w:r>
     </w:p>
+    <w:p>
+      <w:r>
+        <w:br w:type="page"/>
+      </w:r>
+    </w:p>
+    <w:p>
+      <w:pPr>
+        <w:pStyle w:val="Heading1"/>
+      </w:pPr>
+      <w:r>
+        <w:t>7. 베이스라인 비교: 순수 LLaMA vs Register-LoRA</w:t>
+      </w:r>
+    </w:p>
+    <w:p>
+      <w:r>
+        <w:t>레지스터 토큰 및 파인튜닝 없는 순수 LLaMA 3.1 8B(베이스라인)와 Register-LoRA 모델을 동일한 50개 테스트 예시(seed=42)로 SelfCheckGPT 평가한 결과입니다. 점수가 낮을수록 생성 일관성이 높음 = 할루시네이션이 적음.</w:t>
+      </w:r>
+    </w:p>
+    <w:tbl>
+      <w:tblPr>
+        <w:tblStyle w:val="TableGrid"/>
+        <w:tblW w:type="auto" w:w="0"/>
+        <w:tblLook w:firstColumn="1" w:firstRow="1" w:lastColumn="0" w:lastRow="0" w:noHBand="0" w:noVBand="1" w:val="04A0"/>
+      </w:tblPr>
+      <w:tblGrid>
+        <w:gridCol w:w="2160"/>
+        <w:gridCol w:w="2160"/>
+        <w:gridCol w:w="2160"/>
+        <w:gridCol w:w="2160"/>
+      </w:tblGrid>
+      <w:tr>
+        <w:tc>
+          <w:tcPr>
+            <w:tcW w:type="dxa" w:w="2160"/>
+          </w:tcPr>
+          <w:p>
+            <w:r>
+              <w:t>지표</w:t>
+            </w:r>
+          </w:p>
+        </w:tc>
+        <w:tc>
+          <w:tcPr>
+            <w:tcW w:type="dxa" w:w="2160"/>
+          </w:tcPr>
+          <w:p>
+            <w:r>
+              <w:t>베이스라인 LLaMA</w:t>
+            </w:r>
+          </w:p>
+        </w:tc>
+        <w:tc>
+          <w:tcPr>
+            <w:tcW w:type="dxa" w:w="2160"/>
+          </w:tcPr>
+          <w:p>
+            <w:r>
+              <w:t>Register-LoRA</w:t>
+            </w:r>
+          </w:p>
+        </w:tc>
+        <w:tc>
+          <w:tcPr>
+            <w:tcW w:type="dxa" w:w="2160"/>
+          </w:tcPr>
+          <w:p>
+            <w:r>
+              <w:t>개선폭 (Delta)</w:t>
+            </w:r>
+          </w:p>
+        </w:tc>
+      </w:tr>
+      <w:tr>
+        <w:tc>
+          <w:tcPr>
+            <w:tcW w:type="dxa" w:w="2160"/>
+          </w:tcPr>
+          <w:p>
+            <w:r>
+              <w:t>평균 (mean)</w:t>
+            </w:r>
+          </w:p>
+        </w:tc>
+        <w:tc>
+          <w:tcPr>
+            <w:tcW w:type="dxa" w:w="2160"/>
+          </w:tcPr>
+          <w:p>
+            <w:r>
+              <w:t>0.5860</w:t>
+            </w:r>
+          </w:p>
+        </w:tc>
+        <w:tc>
+          <w:tcPr>
+            <w:tcW w:type="dxa" w:w="2160"/>
+          </w:tcPr>
+          <w:p>
+            <w:r>
+              <w:t>0.4617</w:t>
+            </w:r>
+          </w:p>
+        </w:tc>
+        <w:tc>
+          <w:tcPr>
+            <w:tcW w:type="dxa" w:w="2160"/>
+          </w:tcPr>
+          <w:p>
+            <w:r>
+              <w:t>-0.1242</w:t>
+            </w:r>
+          </w:p>
+        </w:tc>
+      </w:tr>
+      <w:tr>
+        <w:tc>
+          <w:tcPr>
+            <w:tcW w:type="dxa" w:w="2160"/>
+          </w:tcPr>
+          <w:p>
+            <w:r>
+              <w:t>중앙값 (median)</w:t>
+            </w:r>
+          </w:p>
+        </w:tc>
+        <w:tc>
+          <w:tcPr>
+            <w:tcW w:type="dxa" w:w="2160"/>
+          </w:tcPr>
+          <w:p>
+            <w:r>
+              <w:t>0.5850</w:t>
+            </w:r>
+          </w:p>
+        </w:tc>
+        <w:tc>
+          <w:tcPr>
+            <w:tcW w:type="dxa" w:w="2160"/>
+          </w:tcPr>
+          <w:p>
+            <w:r>
+              <w:t>0.4677</w:t>
+            </w:r>
+          </w:p>
+        </w:tc>
+        <w:tc>
+          <w:tcPr>
+            <w:tcW w:type="dxa" w:w="2160"/>
+          </w:tcPr>
+          <w:p>
+            <w:r>
+              <w:t>-0.1173</w:t>
+            </w:r>
+          </w:p>
+        </w:tc>
+      </w:tr>
+      <w:tr>
+        <w:tc>
+          <w:tcPr>
+            <w:tcW w:type="dxa" w:w="2160"/>
+          </w:tcPr>
+          <w:p>
+            <w:r>
+              <w:t>표준편차 (std)</w:t>
+            </w:r>
+          </w:p>
+        </w:tc>
+        <w:tc>
+          <w:tcPr>
+            <w:tcW w:type="dxa" w:w="2160"/>
+          </w:tcPr>
+          <w:p>
+            <w:r>
+              <w:t>0.0698</w:t>
+            </w:r>
+          </w:p>
+        </w:tc>
+        <w:tc>
+          <w:tcPr>
+            <w:tcW w:type="dxa" w:w="2160"/>
+          </w:tcPr>
+          <w:p>
+            <w:r>
+              <w:t>0.0677</w:t>
+            </w:r>
+          </w:p>
+        </w:tc>
+        <w:tc>
+          <w:tcPr>
+            <w:tcW w:type="dxa" w:w="2160"/>
+          </w:tcPr>
+          <w:p>
+            <w:r>
+              <w:t>-0.0021</w:t>
+            </w:r>
+          </w:p>
+        </w:tc>
+      </w:tr>
+      <w:tr>
+        <w:tc>
+          <w:tcPr>
+            <w:tcW w:type="dxa" w:w="2160"/>
+          </w:tcPr>
+          <w:p>
+            <w:r>
+              <w:t>최솟값 (min)</w:t>
+            </w:r>
+          </w:p>
+        </w:tc>
+        <w:tc>
+          <w:tcPr>
+            <w:tcW w:type="dxa" w:w="2160"/>
+          </w:tcPr>
+          <w:p>
+            <w:r>
+              <w:t>0.3909</w:t>
+            </w:r>
+          </w:p>
+        </w:tc>
+        <w:tc>
+          <w:tcPr>
+            <w:tcW w:type="dxa" w:w="2160"/>
+          </w:tcPr>
+          <w:p>
+            <w:r>
+              <w:t>0.2667</w:t>
+            </w:r>
+          </w:p>
+        </w:tc>
+        <w:tc>
+          <w:tcPr>
+            <w:tcW w:type="dxa" w:w="2160"/>
+          </w:tcPr>
+          <w:p>
+            <w:r>
+              <w:t>-0.1242</w:t>
+            </w:r>
+          </w:p>
+        </w:tc>
+      </w:tr>
+      <w:tr>
+        <w:tc>
+          <w:tcPr>
+            <w:tcW w:type="dxa" w:w="2160"/>
+          </w:tcPr>
+          <w:p>
+            <w:r>
+              <w:t>최댓값 (max)</w:t>
+            </w:r>
+          </w:p>
+        </w:tc>
+        <w:tc>
+          <w:tcPr>
+            <w:tcW w:type="dxa" w:w="2160"/>
+          </w:tcPr>
+          <w:p>
+            <w:r>
+              <w:t>0.7305</w:t>
+            </w:r>
+          </w:p>
+        </w:tc>
+        <w:tc>
+          <w:tcPr>
+            <w:tcW w:type="dxa" w:w="2160"/>
+          </w:tcPr>
+          <w:p>
+            <w:r>
+              <w:t>0.5949</w:t>
+            </w:r>
+          </w:p>
+        </w:tc>
+        <w:tc>
+          <w:tcPr>
+            <w:tcW w:type="dxa" w:w="2160"/>
+          </w:tcPr>
+          <w:p>
+            <w:r>
+              <w:t>-0.1356</w:t>
+            </w:r>
+          </w:p>
+        </w:tc>
+      </w:tr>
+    </w:tbl>
+    <w:p/>
+    <w:p>
+      <w:pPr>
+        <w:pStyle w:val="Heading2"/>
+      </w:pPr>
+      <w:r>
+        <w:t>결과 해석</w:t>
+      </w:r>
+    </w:p>
+    <w:p>
+      <w:r>
+        <w:rPr>
+          <w:b/>
+        </w:rPr>
+        <w:t>Register-LoRA가 베이스라인 대비 평균 0.1242 (21.2%) 감소</w:t>
+      </w:r>
+    </w:p>
+    <w:p>
+      <w:r>
+        <w:t>베이스라인(0.5860)은 랜덤 수준(≈0.5)을 초과하여 생성 불일치가 심한 반면, Register-LoRA(0.4617)는 랜덤보다 낮아 의미 있는 일관성 개선이 확인됩니다.</w:t>
+      </w:r>
+    </w:p>
+    <w:p>
+      <w:pPr>
+        <w:pStyle w:val="ListBullet"/>
+      </w:pPr>
+      <w:r>
+        <w:t>레지스터 토큰이 어텐션 싱크를 흡수하여 콘텐츠 토큰에 대한 집중도 향상</w:t>
+      </w:r>
+    </w:p>
+    <w:p>
+      <w:pPr>
+        <w:pStyle w:val="ListBullet"/>
+      </w:pPr>
+      <w:r>
+        <w:t>ROCStories 파인튜닝으로 스토리 일관성 문체 학습</w:t>
+      </w:r>
+    </w:p>
+    <w:p>
+      <w:pPr>
+        <w:pStyle w:val="ListBullet"/>
+      </w:pPr>
+      <w:r>
+        <w:t>최댓값도 0.7305 → 0.5949로 감소, 최악의 경우도 개선됨</w:t>
+      </w:r>
+    </w:p>
     <w:sectPr>
       <w:pgSz w:w="12240" w:h="15840"/>
       <w:pgMar w:top="1440" w:right="1800" w:bottom="1440" w:left="1800" w:header="720" w:footer="720" w:gutter="0"/>

--- a/docs/experiment_report.docx
+++ b/docs/experiment_report.docx
@@ -8,12 +8,21 @@
         <w:jc w:val="center"/>
       </w:pPr>
       <w:r>
-        <w:t>Register-Token Attention Sink Absorption: 실험 보고서</w:t>
+        <w:t>Register-Token Attention Sink Absorption</w:t>
+      </w:r>
+    </w:p>
+    <w:p>
+      <w:pPr>
+        <w:pStyle w:val="Heading1"/>
+        <w:jc w:val="center"/>
+      </w:pPr>
+      <w:r>
+        <w:t>Experiment Report — LLaMA 3.1 8B + LoRA</w:t>
       </w:r>
     </w:p>
     <w:p>
       <w:r>
-        <w:t>날짜: 2026-05-14 | 모델: LLaMA 3.1 8B | 학습 데이터: ROCStories (~98,000 stories)</w:t>
+        <w:t>Date: 2026-05-16 12:38  |  Checkpoint: checkpoints/final  |  Training: ROCStories 3-epoch</w:t>
       </w:r>
     </w:p>
     <w:p/>
@@ -22,27 +31,20 @@
         <w:pStyle w:val="Heading1"/>
       </w:pPr>
       <w:r>
-        <w:t>1. 연구 배경 및 동기</w:t>
+        <w:t>1. Research Overview</w:t>
       </w:r>
     </w:p>
     <w:p>
       <w:r>
-        <w:t>대형 언어 모델(LLM)은 어텐션 싱크(attention sink) 현상을 보입니다. BOS(Beginning of Sequence) 토큰이 의미적으로 무관함에도 불구하고 모든 레이어와 헤드에서 불균형적으로 큰 어텐션 가중치를 받는 현상입니다. 이로 인해 생성 품질 저하 및 할루시네이션으로 이어질 수 있습니다.</w:t>
-      </w:r>
-    </w:p>
-    <w:p>
-      <w:r>
-        <w:t>제안 방법: BOS 바로 뒤에 4개의 레지스터 토큰을 삽입하되, 모두 position 0 (BOS와 동일)을 부여합니다. 레지스터 토큰들이 추가적인 싱크 용량을 제공하여 단일 토큰에 집중되던 어텐션을 분산시킵니다.</w:t>
-      </w:r>
-    </w:p>
-    <w:p>
-      <w:r>
-        <w:t>토큰 배치: [BOS] [REG1] [REG2] [REG3] [REG4] [t1] [t2] [t3] …</w:t>
-      </w:r>
-    </w:p>
-    <w:p>
-      <w:r>
-        <w:t>Position:   0      0      0      0      0     1    2    3</w:t>
+        <w:t>Large language models exhibit attention sinks: the BOS token absorbs disproportionately large attention weights across all layers, even when semantically irrelevant. This reduces representational quality and contributes to hallucination.</w:t>
+        <w:br/>
+        <w:br/>
+        <w:t>Proposed fix: insert K=4 register tokens immediately after BOS, all at position 0. These tokens provide dedicated sink capacity, distributing attention over several dummy positions instead of collapsing onto BOS.</w:t>
+        <w:br/>
+        <w:br/>
+        <w:t>Token layout: [BOS][REG1][REG2][REG3][REG4][t1][t2]...</w:t>
+        <w:br/>
+        <w:t>Positions:      0    0    0    0    0    1    2  ...</w:t>
       </w:r>
     </w:p>
     <w:p>
@@ -50,7 +52,7 @@
         <w:pStyle w:val="Heading1"/>
       </w:pPr>
       <w:r>
-        <w:t>2. 구현 세부사항</w:t>
+        <w:t>2. Training Setup</w:t>
       </w:r>
     </w:p>
     <w:tbl>
@@ -70,7 +72,10 @@
           </w:tcPr>
           <w:p>
             <w:r>
-              <w:t>구성 요소</w:t>
+              <w:rPr>
+                <w:b/>
+              </w:rPr>
+              <w:t>Metric</w:t>
             </w:r>
           </w:p>
         </w:tc>
@@ -80,7 +85,10 @@
           </w:tcPr>
           <w:p>
             <w:r>
-              <w:t>내용</w:t>
+              <w:rPr>
+                <w:b/>
+              </w:rPr>
+              <w:t>Value</w:t>
             </w:r>
           </w:p>
         </w:tc>
@@ -92,7 +100,7 @@
           </w:tcPr>
           <w:p>
             <w:r>
-              <w:t>베이스 모델</w:t>
+              <w:t>Base model</w:t>
             </w:r>
           </w:p>
         </w:tc>
@@ -114,7 +122,7 @@
           </w:tcPr>
           <w:p>
             <w:r>
-              <w:t>레지스터 토큰</w:t>
+              <w:t>Register tokens</w:t>
             </w:r>
           </w:p>
         </w:tc>
@@ -124,7 +132,7 @@
           </w:tcPr>
           <w:p>
             <w:r>
-              <w:t>4개 (&lt;|REG1|&gt; ~ &lt;|REG4|&gt;)</w:t>
+              <w:t>4 (&lt;|REG1|&gt; … &lt;|REG4|&gt;)</w:t>
             </w:r>
           </w:p>
         </w:tc>
@@ -136,7 +144,7 @@
           </w:tcPr>
           <w:p>
             <w:r>
-              <w:t>Position 스킴</w:t>
+              <w:t>Fine-tuning</w:t>
             </w:r>
           </w:p>
         </w:tc>
@@ -146,7 +154,7 @@
           </w:tcPr>
           <w:p>
             <w:r>
-              <w:t>BOS + REG 모두 pos 0; 콘텐츠는 1, 2, 3 …</w:t>
+              <w:t>LoRA (r=16, α=32)</w:t>
             </w:r>
           </w:p>
         </w:tc>
@@ -158,7 +166,7 @@
           </w:tcPr>
           <w:p>
             <w:r>
-              <w:t>레지스터 초기화</w:t>
+              <w:t>LoRA targets</w:t>
             </w:r>
           </w:p>
         </w:tc>
@@ -168,7 +176,7 @@
           </w:tcPr>
           <w:p>
             <w:r>
-              <w:t>BOS 임베딩 ± 가우시안 노이즈 (σ=0.01)</w:t>
+              <w:t>q/k/v/o/gate/up/down proj</w:t>
             </w:r>
           </w:p>
         </w:tc>
@@ -180,7 +188,7 @@
           </w:tcPr>
           <w:p>
             <w:r>
-              <w:t>파인튜닝</w:t>
+              <w:t>Training data</w:t>
             </w:r>
           </w:p>
         </w:tc>
@@ -190,7 +198,7 @@
           </w:tcPr>
           <w:p>
             <w:r>
-              <w:t>LoRA (r=16, α=32), q/k/v/o/gate/up/down proj</w:t>
+              <w:t>ROCStories (~98,000 stories)</w:t>
             </w:r>
           </w:p>
         </w:tc>
@@ -202,29 +210,7 @@
           </w:tcPr>
           <w:p>
             <w:r>
-              <w:t>학습 태스크</w:t>
-            </w:r>
-          </w:p>
-        </w:tc>
-        <w:tc>
-          <w:tcPr>
-            <w:tcW w:type="dxa" w:w="4320"/>
-          </w:tcPr>
-          <w:p>
-            <w:r>
-              <w:t>ROCStories Causal LM</w:t>
-            </w:r>
-          </w:p>
-        </w:tc>
-      </w:tr>
-      <w:tr>
-        <w:tc>
-          <w:tcPr>
-            <w:tcW w:type="dxa" w:w="4320"/>
-          </w:tcPr>
-          <w:p>
-            <w:r>
-              <w:t>학습 에폭</w:t>
+              <w:t>Epochs</w:t>
             </w:r>
           </w:p>
         </w:tc>
@@ -246,7 +232,7 @@
           </w:tcPr>
           <w:p>
             <w:r>
-              <w:t>유효 배치 크기</w:t>
+              <w:t>Effective batch size</w:t>
             </w:r>
           </w:p>
         </w:tc>
@@ -256,7 +242,7 @@
           </w:tcPr>
           <w:p>
             <w:r>
-              <w:t>32 (per-device 16 × grad_accum 2, DDP 3×GPU)</w:t>
+              <w:t>96</w:t>
             </w:r>
           </w:p>
         </w:tc>
@@ -268,7 +254,7 @@
           </w:tcPr>
           <w:p>
             <w:r>
-              <w:t>학습률</w:t>
+              <w:t>Learning rate</w:t>
             </w:r>
           </w:p>
         </w:tc>
@@ -278,7 +264,7 @@
           </w:tcPr>
           <w:p>
             <w:r>
-              <w:t>2e-4 (cosine decay)</w:t>
+              <w:t>0.0002</w:t>
             </w:r>
           </w:p>
         </w:tc>
@@ -290,7 +276,7 @@
           </w:tcPr>
           <w:p>
             <w:r>
-              <w:t>GPU</w:t>
+              <w:t>GPUs</w:t>
             </w:r>
           </w:p>
         </w:tc>
@@ -300,7 +286,7 @@
           </w:tcPr>
           <w:p>
             <w:r>
-              <w:t>3× NVIDIA RTX A5000 (24GB)</w:t>
+              <w:t>3 × NVIDIA RTX A5000</w:t>
             </w:r>
           </w:p>
         </w:tc>
@@ -312,7 +298,7 @@
           </w:tcPr>
           <w:p>
             <w:r>
-              <w:t>총 학습 시간</w:t>
+              <w:t>Training time</w:t>
             </w:r>
           </w:p>
         </w:tc>
@@ -322,163 +308,23 @@
           </w:tcPr>
           <w:p>
             <w:r>
-              <w:t>약 19.4시간</w:t>
-            </w:r>
-          </w:p>
-        </w:tc>
-      </w:tr>
-      <w:tr>
-        <w:tc>
-          <w:tcPr>
-            <w:tcW w:type="dxa" w:w="4320"/>
-          </w:tcPr>
-          <w:p>
-            <w:r>
-              <w:t>Train loss (최종)</w:t>
-            </w:r>
-          </w:p>
-        </w:tc>
-        <w:tc>
-          <w:tcPr>
-            <w:tcW w:type="dxa" w:w="4320"/>
-          </w:tcPr>
-          <w:p>
-            <w:r>
-              <w:t>11.51</w:t>
+              <w:t>~19 hours (DDP)</w:t>
             </w:r>
           </w:p>
         </w:tc>
       </w:tr>
     </w:tbl>
-    <w:p/>
     <w:p>
       <w:pPr>
         <w:pStyle w:val="Heading1"/>
       </w:pPr>
       <w:r>
-        <w:t>3. Story Cloze Test 결과</w:t>
+        <w:t>3. Story Cloze Test Results</w:t>
       </w:r>
     </w:p>
     <w:p>
       <w:r>
-        <w:t>4문장 스토리 문맥이 주어졌을 때 두 개의 후보 결말 중 더 자연스러운 것을 NLL(Negative Log-Likelihood) 비교로 선택합니다.</w:t>
-      </w:r>
-    </w:p>
-    <w:tbl>
-      <w:tblPr>
-        <w:tblStyle w:val="TableGrid"/>
-        <w:tblW w:type="auto" w:w="0"/>
-        <w:tblLook w:firstColumn="1" w:firstRow="1" w:lastColumn="0" w:lastRow="0" w:noHBand="0" w:noVBand="1" w:val="04A0"/>
-      </w:tblPr>
-      <w:tblGrid>
-        <w:gridCol w:w="2880"/>
-        <w:gridCol w:w="2880"/>
-        <w:gridCol w:w="2880"/>
-      </w:tblGrid>
-      <w:tr>
-        <w:tc>
-          <w:tcPr>
-            <w:tcW w:type="dxa" w:w="2880"/>
-          </w:tcPr>
-          <w:p>
-            <w:r>
-              <w:t>분할</w:t>
-            </w:r>
-          </w:p>
-        </w:tc>
-        <w:tc>
-          <w:tcPr>
-            <w:tcW w:type="dxa" w:w="2880"/>
-          </w:tcPr>
-          <w:p>
-            <w:r>
-              <w:t>정확도</w:t>
-            </w:r>
-          </w:p>
-        </w:tc>
-        <w:tc>
-          <w:tcPr>
-            <w:tcW w:type="dxa" w:w="2880"/>
-          </w:tcPr>
-          <w:p>
-            <w:r>
-              <w:t>예시 수</w:t>
-            </w:r>
-          </w:p>
-        </w:tc>
-      </w:tr>
-      <w:tr>
-        <w:tc>
-          <w:tcPr>
-            <w:tcW w:type="dxa" w:w="2880"/>
-          </w:tcPr>
-          <w:p>
-            <w:r>
-              <w:t>Validation</w:t>
-            </w:r>
-          </w:p>
-        </w:tc>
-        <w:tc>
-          <w:tcPr>
-            <w:tcW w:type="dxa" w:w="2880"/>
-          </w:tcPr>
-          <w:p>
-            <w:r>
-              <w:t>0.8393 (83.93%)</w:t>
-            </w:r>
-          </w:p>
-        </w:tc>
-        <w:tc>
-          <w:tcPr>
-            <w:tcW w:type="dxa" w:w="2880"/>
-          </w:tcPr>
-          <w:p>
-            <w:r>
-              <w:t>3442</w:t>
-            </w:r>
-          </w:p>
-        </w:tc>
-      </w:tr>
-      <w:tr>
-        <w:tc>
-          <w:tcPr>
-            <w:tcW w:type="dxa" w:w="2880"/>
-          </w:tcPr>
-          <w:p>
-            <w:r>
-              <w:t>Test</w:t>
-            </w:r>
-          </w:p>
-        </w:tc>
-        <w:tc>
-          <w:tcPr>
-            <w:tcW w:type="dxa" w:w="2880"/>
-          </w:tcPr>
-          <w:p>
-            <w:r>
-              <w:t>0.8268 (82.68%)</w:t>
-            </w:r>
-          </w:p>
-        </w:tc>
-        <w:tc>
-          <w:tcPr>
-            <w:tcW w:type="dxa" w:w="2880"/>
-          </w:tcPr>
-          <w:p>
-            <w:r>
-              <w:t>1871</w:t>
-            </w:r>
-          </w:p>
-        </w:tc>
-      </w:tr>
-    </w:tbl>
-    <w:p/>
-    <w:p>
-      <w:pPr>
-        <w:pStyle w:val="Heading2"/>
-      </w:pPr>
-      <w:r>
-        <w:t>학습 과정 중 Validation Cloze 정확도</w:t>
+        <w:t>Model selects the better story ending by comparing NLL of each candidate.</w:t>
       </w:r>
     </w:p>
     <w:tbl>
@@ -498,7 +344,10 @@
           </w:tcPr>
           <w:p>
             <w:r>
-              <w:t>Step</w:t>
+              <w:rPr>
+                <w:b/>
+              </w:rPr>
+              <w:t>Split / Metric</w:t>
             </w:r>
           </w:p>
         </w:tc>
@@ -508,7 +357,10 @@
           </w:tcPr>
           <w:p>
             <w:r>
-              <w:t>정확도</w:t>
+              <w:rPr>
+                <w:b/>
+              </w:rPr>
+              <w:t>Value</w:t>
             </w:r>
           </w:p>
         </w:tc>
@@ -520,7 +372,7 @@
           </w:tcPr>
           <w:p>
             <w:r>
-              <w:t>200</w:t>
+              <w:t>Validation Accuracy</w:t>
             </w:r>
           </w:p>
         </w:tc>
@@ -530,7 +382,7 @@
           </w:tcPr>
           <w:p>
             <w:r>
-              <w:t>0.7754 (77.54%)</w:t>
+              <w:t>0.8393  (83.93%)</w:t>
             </w:r>
           </w:p>
         </w:tc>
@@ -542,7 +394,7 @@
           </w:tcPr>
           <w:p>
             <w:r>
-              <w:t>400</w:t>
+              <w:t>Test Accuracy</w:t>
             </w:r>
           </w:p>
         </w:tc>
@@ -552,7 +404,7 @@
           </w:tcPr>
           <w:p>
             <w:r>
-              <w:t>0.7650 (76.50%)</w:t>
+              <w:t>0.8268  (82.68%)</w:t>
             </w:r>
           </w:p>
         </w:tc>
@@ -564,7 +416,7 @@
           </w:tcPr>
           <w:p>
             <w:r>
-              <w:t>600</w:t>
+              <w:t>Random baseline</w:t>
             </w:r>
           </w:p>
         </w:tc>
@@ -574,7 +426,7 @@
           </w:tcPr>
           <w:p>
             <w:r>
-              <w:t>0.7740 (77.40%)</w:t>
+              <w:t>50.00%</w:t>
             </w:r>
           </w:p>
         </w:tc>
@@ -586,7 +438,7 @@
           </w:tcPr>
           <w:p>
             <w:r>
-              <w:t>800</w:t>
+              <w:t>Improvement over random</w:t>
             </w:r>
           </w:p>
         </w:tc>
@@ -596,288 +448,18 @@
           </w:tcPr>
           <w:p>
             <w:r>
-              <w:t>0.7635 (76.35%)</w:t>
-            </w:r>
-          </w:p>
-        </w:tc>
-      </w:tr>
-      <w:tr>
-        <w:tc>
-          <w:tcPr>
-            <w:tcW w:type="dxa" w:w="4320"/>
-          </w:tcPr>
-          <w:p>
-            <w:r>
-              <w:t>1000</w:t>
-            </w:r>
-          </w:p>
-        </w:tc>
-        <w:tc>
-          <w:tcPr>
-            <w:tcW w:type="dxa" w:w="4320"/>
-          </w:tcPr>
-          <w:p>
-            <w:r>
-              <w:t>0.7827 (78.27%)</w:t>
-            </w:r>
-          </w:p>
-        </w:tc>
-      </w:tr>
-      <w:tr>
-        <w:tc>
-          <w:tcPr>
-            <w:tcW w:type="dxa" w:w="4320"/>
-          </w:tcPr>
-          <w:p>
-            <w:r>
-              <w:t>1200</w:t>
-            </w:r>
-          </w:p>
-        </w:tc>
-        <w:tc>
-          <w:tcPr>
-            <w:tcW w:type="dxa" w:w="4320"/>
-          </w:tcPr>
-          <w:p>
-            <w:r>
-              <w:t>0.7807 (78.07%)</w:t>
-            </w:r>
-          </w:p>
-        </w:tc>
-      </w:tr>
-      <w:tr>
-        <w:tc>
-          <w:tcPr>
-            <w:tcW w:type="dxa" w:w="4320"/>
-          </w:tcPr>
-          <w:p>
-            <w:r>
-              <w:t>1400</w:t>
-            </w:r>
-          </w:p>
-        </w:tc>
-        <w:tc>
-          <w:tcPr>
-            <w:tcW w:type="dxa" w:w="4320"/>
-          </w:tcPr>
-          <w:p>
-            <w:r>
-              <w:t>0.7859 (78.59%)</w:t>
-            </w:r>
-          </w:p>
-        </w:tc>
-      </w:tr>
-      <w:tr>
-        <w:tc>
-          <w:tcPr>
-            <w:tcW w:type="dxa" w:w="4320"/>
-          </w:tcPr>
-          <w:p>
-            <w:r>
-              <w:t>1600</w:t>
-            </w:r>
-          </w:p>
-        </w:tc>
-        <w:tc>
-          <w:tcPr>
-            <w:tcW w:type="dxa" w:w="4320"/>
-          </w:tcPr>
-          <w:p>
-            <w:r>
-              <w:t>0.7792 (77.92%)</w:t>
-            </w:r>
-          </w:p>
-        </w:tc>
-      </w:tr>
-      <w:tr>
-        <w:tc>
-          <w:tcPr>
-            <w:tcW w:type="dxa" w:w="4320"/>
-          </w:tcPr>
-          <w:p>
-            <w:r>
-              <w:t>1800</w:t>
-            </w:r>
-          </w:p>
-        </w:tc>
-        <w:tc>
-          <w:tcPr>
-            <w:tcW w:type="dxa" w:w="4320"/>
-          </w:tcPr>
-          <w:p>
-            <w:r>
-              <w:t>0.7844 (78.44%)</w:t>
-            </w:r>
-          </w:p>
-        </w:tc>
-      </w:tr>
-      <w:tr>
-        <w:tc>
-          <w:tcPr>
-            <w:tcW w:type="dxa" w:w="4320"/>
-          </w:tcPr>
-          <w:p>
-            <w:r>
-              <w:t>2000</w:t>
-            </w:r>
-          </w:p>
-        </w:tc>
-        <w:tc>
-          <w:tcPr>
-            <w:tcW w:type="dxa" w:w="4320"/>
-          </w:tcPr>
-          <w:p>
-            <w:r>
-              <w:t>0.7862 (78.62%)</w:t>
-            </w:r>
-          </w:p>
-        </w:tc>
-      </w:tr>
-      <w:tr>
-        <w:tc>
-          <w:tcPr>
-            <w:tcW w:type="dxa" w:w="4320"/>
-          </w:tcPr>
-          <w:p>
-            <w:r>
-              <w:t>2200</w:t>
-            </w:r>
-          </w:p>
-        </w:tc>
-        <w:tc>
-          <w:tcPr>
-            <w:tcW w:type="dxa" w:w="4320"/>
-          </w:tcPr>
-          <w:p>
-            <w:r>
-              <w:t>0.7914 (79.14%)</w:t>
-            </w:r>
-          </w:p>
-        </w:tc>
-      </w:tr>
-      <w:tr>
-        <w:tc>
-          <w:tcPr>
-            <w:tcW w:type="dxa" w:w="4320"/>
-          </w:tcPr>
-          <w:p>
-            <w:r>
-              <w:t>2400</w:t>
-            </w:r>
-          </w:p>
-        </w:tc>
-        <w:tc>
-          <w:tcPr>
-            <w:tcW w:type="dxa" w:w="4320"/>
-          </w:tcPr>
-          <w:p>
-            <w:r>
-              <w:t>0.7943 (79.43%)</w:t>
-            </w:r>
-          </w:p>
-        </w:tc>
-      </w:tr>
-      <w:tr>
-        <w:tc>
-          <w:tcPr>
-            <w:tcW w:type="dxa" w:w="4320"/>
-          </w:tcPr>
-          <w:p>
-            <w:r>
-              <w:t>2600</w:t>
-            </w:r>
-          </w:p>
-        </w:tc>
-        <w:tc>
-          <w:tcPr>
-            <w:tcW w:type="dxa" w:w="4320"/>
-          </w:tcPr>
-          <w:p>
-            <w:r>
-              <w:t>0.7937 (79.37%)</w:t>
-            </w:r>
-          </w:p>
-        </w:tc>
-      </w:tr>
-      <w:tr>
-        <w:tc>
-          <w:tcPr>
-            <w:tcW w:type="dxa" w:w="4320"/>
-          </w:tcPr>
-          <w:p>
-            <w:r>
-              <w:t>2800</w:t>
-            </w:r>
-          </w:p>
-        </w:tc>
-        <w:tc>
-          <w:tcPr>
-            <w:tcW w:type="dxa" w:w="4320"/>
-          </w:tcPr>
-          <w:p>
-            <w:r>
-              <w:t>0.7955 (79.55%)</w:t>
-            </w:r>
-          </w:p>
-        </w:tc>
-      </w:tr>
-      <w:tr>
-        <w:tc>
-          <w:tcPr>
-            <w:tcW w:type="dxa" w:w="4320"/>
-          </w:tcPr>
-          <w:p>
-            <w:r>
-              <w:t>3000</w:t>
-            </w:r>
-          </w:p>
-        </w:tc>
-        <w:tc>
-          <w:tcPr>
-            <w:tcW w:type="dxa" w:w="4320"/>
-          </w:tcPr>
-          <w:p>
-            <w:r>
-              <w:t>0.7940 (79.40%)</w:t>
-            </w:r>
-          </w:p>
-        </w:tc>
-      </w:tr>
-      <w:tr>
-        <w:tc>
-          <w:tcPr>
-            <w:tcW w:type="dxa" w:w="4320"/>
-          </w:tcPr>
-          <w:p>
-            <w:r>
-              <w:t>3069</w:t>
-            </w:r>
-          </w:p>
-        </w:tc>
-        <w:tc>
-          <w:tcPr>
-            <w:tcW w:type="dxa" w:w="4320"/>
-          </w:tcPr>
-          <w:p>
-            <w:r>
-              <w:t>0.7940 (79.40%)</w:t>
+              <w:t>+32.68pp</w:t>
             </w:r>
           </w:p>
         </w:tc>
       </w:tr>
     </w:tbl>
-    <w:p/>
     <w:p>
       <w:pPr>
         <w:pStyle w:val="Heading1"/>
       </w:pPr>
       <w:r>
-        <w:t>4. SelfCheckGPT 결과</w:t>
-      </w:r>
-    </w:p>
-    <w:p>
-      <w:r>
-        <w:t>테스트 스토리 문맥 50개에 대해 각각 5개의 완성 텍스트를 샘플링하고 BERTScore 기반 내부 일관성을 측정합니다. 점수가 낮을수록 일관성이 높음 = 할루시네이션이 적음. (랜덤 수준 ≈ 0.5)</w:t>
+        <w:t>4. Perplexity on Test Stories</w:t>
       </w:r>
     </w:p>
     <w:tbl>
@@ -897,7 +479,10 @@
           </w:tcPr>
           <w:p>
             <w:r>
-              <w:t>지표</w:t>
+              <w:rPr>
+                <w:b/>
+              </w:rPr>
+              <w:t>Metric</w:t>
             </w:r>
           </w:p>
         </w:tc>
@@ -907,7 +492,10 @@
           </w:tcPr>
           <w:p>
             <w:r>
-              <w:t>값</w:t>
+              <w:rPr>
+                <w:b/>
+              </w:rPr>
+              <w:t>Value</w:t>
             </w:r>
           </w:p>
         </w:tc>
@@ -919,7 +507,7 @@
           </w:tcPr>
           <w:p>
             <w:r>
-              <w:t>평균 inconsistency</w:t>
+              <w:t>Mean Perplexity</w:t>
             </w:r>
           </w:p>
         </w:tc>
@@ -929,7 +517,7 @@
           </w:tcPr>
           <w:p>
             <w:r>
-              <w:t>0.4617</w:t>
+              <w:t>9.82</w:t>
             </w:r>
           </w:p>
         </w:tc>
@@ -941,7 +529,7 @@
           </w:tcPr>
           <w:p>
             <w:r>
-              <w:t>표준편차</w:t>
+              <w:t>Std Perplexity</w:t>
             </w:r>
           </w:p>
         </w:tc>
@@ -951,7 +539,7 @@
           </w:tcPr>
           <w:p>
             <w:r>
-              <w:t>0.0677</w:t>
+              <w:t>3.30</w:t>
             </w:r>
           </w:p>
         </w:tc>
@@ -963,7 +551,7 @@
           </w:tcPr>
           <w:p>
             <w:r>
-              <w:t>중앙값</w:t>
+              <w:t>Mean NLL (loss)</w:t>
             </w:r>
           </w:p>
         </w:tc>
@@ -973,51 +561,7 @@
           </w:tcPr>
           <w:p>
             <w:r>
-              <w:t>0.4677</w:t>
-            </w:r>
-          </w:p>
-        </w:tc>
-      </w:tr>
-      <w:tr>
-        <w:tc>
-          <w:tcPr>
-            <w:tcW w:type="dxa" w:w="4320"/>
-          </w:tcPr>
-          <w:p>
-            <w:r>
-              <w:t>최솟값</w:t>
-            </w:r>
-          </w:p>
-        </w:tc>
-        <w:tc>
-          <w:tcPr>
-            <w:tcW w:type="dxa" w:w="4320"/>
-          </w:tcPr>
-          <w:p>
-            <w:r>
-              <w:t>0.2667</w:t>
-            </w:r>
-          </w:p>
-        </w:tc>
-      </w:tr>
-      <w:tr>
-        <w:tc>
-          <w:tcPr>
-            <w:tcW w:type="dxa" w:w="4320"/>
-          </w:tcPr>
-          <w:p>
-            <w:r>
-              <w:t>최댓값</w:t>
-            </w:r>
-          </w:p>
-        </w:tc>
-        <w:tc>
-          <w:tcPr>
-            <w:tcW w:type="dxa" w:w="4320"/>
-          </w:tcPr>
-          <w:p>
-            <w:r>
-              <w:t>0.5949</w:t>
+              <w:t>2.2846</w:t>
             </w:r>
           </w:p>
         </w:tc>
@@ -1025,127 +569,64 @@
     </w:tbl>
     <w:p/>
     <w:p>
-      <w:pPr>
-        <w:pStyle w:val="Heading2"/>
-      </w:pPr>
       <w:r>
-        <w:t>생성 예시</w:t>
+        <w:drawing>
+          <wp:inline xmlns:a="http://schemas.openxmlformats.org/drawingml/2006/main" xmlns:pic="http://schemas.openxmlformats.org/drawingml/2006/picture">
+            <wp:extent cx="5486400" cy="1828800"/>
+            <wp:docPr id="1" name="Picture 1"/>
+            <wp:cNvGraphicFramePr>
+              <a:graphicFrameLocks noChangeAspect="1"/>
+            </wp:cNvGraphicFramePr>
+            <a:graphic>
+              <a:graphicData uri="http://schemas.openxmlformats.org/drawingml/2006/picture">
+                <pic:pic>
+                  <pic:nvPicPr>
+                    <pic:cNvPr id="0" name="perplexity.png"/>
+                    <pic:cNvPicPr/>
+                  </pic:nvPicPr>
+                  <pic:blipFill>
+                    <a:blip r:embed="rId9"/>
+                    <a:stretch>
+                      <a:fillRect/>
+                    </a:stretch>
+                  </pic:blipFill>
+                  <pic:spPr>
+                    <a:xfrm>
+                      <a:off x="0" y="0"/>
+                      <a:ext cx="5486400" cy="1828800"/>
+                    </a:xfrm>
+                    <a:prstGeom prst="rect"/>
+                  </pic:spPr>
+                </pic:pic>
+              </a:graphicData>
+            </a:graphic>
+          </wp:inline>
+        </w:drawing>
       </w:r>
     </w:p>
     <w:p>
+      <w:pPr>
+        <w:jc w:val="center"/>
+      </w:pPr>
       <w:r>
         <w:rPr>
-          <w:b/>
+          <w:i/>
+          <w:sz w:val="18"/>
         </w:rPr>
-        <w:t>예시 1 — ✓ 일관성 높음 (score: 0.3656)</w:t>
+        <w:t>Figure 1. Perplexity distribution and per-example trend on test stories.</w:t>
       </w:r>
     </w:p>
-    <w:p>
-      <w:r>
-        <w:t>문맥: Mary's family was getting together for a holiday dinner at the club. Everyone was going to be there except for Mary's Grandfather. Mary was sad that the whole family would not be together. When she go</w:t>
-      </w:r>
-    </w:p>
-    <w:p>
-      <w:r>
-        <w:t>생성:  Mary was relieved that they would be together after all. Everyone had a good time and Mary was glad that her grandfather came. Mary was thankful that he could make it after all. Mary was glad that her grandfather was healthy and able to come. Mary was happy that the whole family was together for th</w:t>
-      </w:r>
-    </w:p>
-    <w:p/>
-    <w:p>
-      <w:r>
-        <w:rPr>
-          <w:b/>
-        </w:rPr>
-        <w:t>예시 2 — ⚠ 할루시네이션 위험 (score: 0.5504)</w:t>
-      </w:r>
-    </w:p>
-    <w:p>
-      <w:r>
-        <w:t>문맥: Jane closed her eyes and counted to twenty. Kate ran to hide in the cupboard. Jane already knew Kate's favorite hiding places. She took her time before approaching the cupboard.</w:t>
-      </w:r>
-    </w:p>
-    <w:p>
-      <w:r>
-        <w:t>생성:  She smiled as she pulled Kate out, giggling and laughing. Jane and Kate loved their mother's game of hide and seek. Jane had just turned four and Kate was only two. They had a wonderful childhood. Jane grew up to be a wonderful mother herself. Her own children played hide and seek with her and love</w:t>
-      </w:r>
-    </w:p>
-    <w:p/>
-    <w:p>
-      <w:r>
-        <w:rPr>
-          <w:b/>
-        </w:rPr>
-        <w:t>예시 3 — ⚠ 할루시네이션 위험 (score: 0.5096)</w:t>
-      </w:r>
-    </w:p>
-    <w:p>
-      <w:r>
-        <w:t>문맥: The church choir went around town singing Christmas carols. While singing in the park, they encountered a homeless man. The homeless man seemed very annoyed with their singing. Once he heard O Holy Ni</w:t>
-      </w:r>
-    </w:p>
-    <w:p>
-      <w:r>
-        <w:t>생성:  The man's beautiful voice made the choir members cry. They all agreed it was the best Christmas carol performance ever. The choir left the homeless man a donation on their way out. The man thanked them and wished them a Merry Christmas. The choir felt blessed that they could help someone in need. T</w:t>
-      </w:r>
-    </w:p>
-    <w:p/>
-    <w:p>
-      <w:r>
-        <w:rPr>
-          <w:b/>
-        </w:rPr>
-        <w:t>예시 4 — ✓ 일관성 높음 (score: 0.3928)</w:t>
-      </w:r>
-    </w:p>
-    <w:p>
-      <w:r>
-        <w:t>문맥: My boyfriend's name is Reggie. Reggie and I have been together for one year. In that one year, we have been through so much together. We have grown to love one another through good times and bad.</w:t>
-      </w:r>
-    </w:p>
-    <w:p>
-      <w:r>
-        <w:t xml:space="preserve">생성:  I know that I want to marry him one day. Reggie is my soulmate. I love him so much! Reggie is my world and I will love him forever. He will always be my one and only. Reggie and I are in love. I love Reggie so much! Reggie is my soulmate. I love him so much! Reggie is my world. Reggie and I are in </w:t>
-      </w:r>
-    </w:p>
-    <w:p/>
-    <w:p>
-      <w:r>
-        <w:rPr>
-          <w:b/>
-        </w:rPr>
-        <w:t>예시 5 — ⚠ 할루시네이션 위험 (score: 0.5053)</w:t>
-      </w:r>
-    </w:p>
-    <w:p>
-      <w:r>
-        <w:t>문맥: Neil loved visiting London! He thought it was charming and friendly. But he wanted a better view. So he bought a ticket on the huge London Eye ferris wheel.</w:t>
-      </w:r>
-    </w:p>
-    <w:p>
-      <w:r>
-        <w:t xml:space="preserve">생성:  The view from the London Eye was amazing! Neil was happy he'd had the chance to see London from above. He took many pictures and sent them home to his friends. He couldn't wait to return and see the sights again! He had loved London and he wanted to see more of it. The London Eye had made him want </w:t>
-      </w:r>
-    </w:p>
-    <w:p/>
     <w:p>
       <w:pPr>
         <w:pStyle w:val="Heading1"/>
       </w:pPr>
       <w:r>
-        <w:t>5. 어텐션 분포 분석</w:t>
+        <w:t>5. Attention Distribution Analysis</w:t>
       </w:r>
     </w:p>
     <w:p>
       <w:r>
-        <w:t>20개 테스트 예시에 대해 레이어·헤드·쿼리 위치 전체 평균으로 각 토큰 그룹이 받는 어텐션 가중치 측정.</w:t>
-      </w:r>
-    </w:p>
-    <w:p>
-      <w:pPr>
-        <w:pStyle w:val="Heading2"/>
-      </w:pPr>
-      <w:r>
-        <w:t>토큰 그룹별 평균 어텐션</w:t>
+        <w:t>Mean attention received by each token group, averaged over 20 test examples, all layers, all heads, and all query positions.</w:t>
       </w:r>
     </w:p>
     <w:tbl>
@@ -1165,7 +646,10 @@
           </w:tcPr>
           <w:p>
             <w:r>
-              <w:t>토큰 그룹</w:t>
+              <w:rPr>
+                <w:b/>
+              </w:rPr>
+              <w:t>Metric</w:t>
             </w:r>
           </w:p>
         </w:tc>
@@ -1175,7 +659,10 @@
           </w:tcPr>
           <w:p>
             <w:r>
-              <w:t>평균 어텐션</w:t>
+              <w:rPr>
+                <w:b/>
+              </w:rPr>
+              <w:t>Value</w:t>
             </w:r>
           </w:p>
         </w:tc>
@@ -1209,7 +696,7 @@
           </w:tcPr>
           <w:p>
             <w:r>
-              <w:t>레지스터 전체</w:t>
+              <w:t>All Registers (avg)</w:t>
             </w:r>
           </w:p>
         </w:tc>
@@ -1219,7 +706,7 @@
           </w:tcPr>
           <w:p>
             <w:r>
-              <w:t>0.0707 (BOS 대비 3.4배)</w:t>
+              <w:t>0.0707</w:t>
             </w:r>
           </w:p>
         </w:tc>
@@ -1231,7 +718,7 @@
           </w:tcPr>
           <w:p>
             <w:r>
-              <w:t>콘텐츠 토큰</w:t>
+              <w:t>Content tokens</w:t>
             </w:r>
           </w:p>
         </w:tc>
@@ -1242,48 +729,6 @@
           <w:p>
             <w:r>
               <w:t>0.0161</w:t>
-            </w:r>
-          </w:p>
-        </w:tc>
-      </w:tr>
-    </w:tbl>
-    <w:p/>
-    <w:p>
-      <w:pPr>
-        <w:pStyle w:val="Heading2"/>
-      </w:pPr>
-      <w:r>
-        <w:t>레지스터별 어텐션</w:t>
-      </w:r>
-    </w:p>
-    <w:tbl>
-      <w:tblPr>
-        <w:tblStyle w:val="TableGrid"/>
-        <w:tblW w:type="auto" w:w="0"/>
-        <w:tblLook w:firstColumn="1" w:firstRow="1" w:lastColumn="0" w:lastRow="0" w:noHBand="0" w:noVBand="1" w:val="04A0"/>
-      </w:tblPr>
-      <w:tblGrid>
-        <w:gridCol w:w="4320"/>
-        <w:gridCol w:w="4320"/>
-      </w:tblGrid>
-      <w:tr>
-        <w:tc>
-          <w:tcPr>
-            <w:tcW w:type="dxa" w:w="4320"/>
-          </w:tcPr>
-          <w:p>
-            <w:r>
-              <w:t>레지스터</w:t>
-            </w:r>
-          </w:p>
-        </w:tc>
-        <w:tc>
-          <w:tcPr>
-            <w:tcW w:type="dxa" w:w="4320"/>
-          </w:tcPr>
-          <w:p>
-            <w:r>
-              <w:t>평균 어텐션</w:t>
             </w:r>
           </w:p>
         </w:tc>
@@ -1376,14 +821,249 @@
           </w:p>
         </w:tc>
       </w:tr>
+      <w:tr>
+        <w:tc>
+          <w:tcPr>
+            <w:tcW w:type="dxa" w:w="4320"/>
+          </w:tcPr>
+          <w:p>
+            <w:r>
+              <w:t>REG4 / BOS ratio</w:t>
+            </w:r>
+          </w:p>
+        </w:tc>
+        <w:tc>
+          <w:tcPr>
+            <w:tcW w:type="dxa" w:w="4320"/>
+          </w:tcPr>
+          <w:p>
+            <w:r>
+              <w:t>10.6×</w:t>
+            </w:r>
+          </w:p>
+        </w:tc>
+      </w:tr>
     </w:tbl>
     <w:p/>
+    <w:p>
+      <w:r>
+        <w:drawing>
+          <wp:inline xmlns:a="http://schemas.openxmlformats.org/drawingml/2006/main" xmlns:pic="http://schemas.openxmlformats.org/drawingml/2006/picture">
+            <wp:extent cx="4114800" cy="2743200"/>
+            <wp:docPr id="2" name="Picture 2"/>
+            <wp:cNvGraphicFramePr>
+              <a:graphicFrameLocks noChangeAspect="1"/>
+            </wp:cNvGraphicFramePr>
+            <a:graphic>
+              <a:graphicData uri="http://schemas.openxmlformats.org/drawingml/2006/picture">
+                <pic:pic>
+                  <pic:nvPicPr>
+                    <pic:cNvPr id="0" name="attn_bar.png"/>
+                    <pic:cNvPicPr/>
+                  </pic:nvPicPr>
+                  <pic:blipFill>
+                    <a:blip r:embed="rId10"/>
+                    <a:stretch>
+                      <a:fillRect/>
+                    </a:stretch>
+                  </pic:blipFill>
+                  <pic:spPr>
+                    <a:xfrm>
+                      <a:off x="0" y="0"/>
+                      <a:ext cx="4114800" cy="2743200"/>
+                    </a:xfrm>
+                    <a:prstGeom prst="rect"/>
+                  </pic:spPr>
+                </pic:pic>
+              </a:graphicData>
+            </a:graphic>
+          </wp:inline>
+        </w:drawing>
+      </w:r>
+    </w:p>
+    <w:p>
+      <w:pPr>
+        <w:jc w:val="center"/>
+      </w:pPr>
+      <w:r>
+        <w:rPr>
+          <w:i/>
+          <w:sz w:val="18"/>
+        </w:rPr>
+        <w:t>Figure 2. Mean attention weight received by BOS vs each register token.</w:t>
+      </w:r>
+    </w:p>
+    <w:p/>
+    <w:p>
+      <w:r>
+        <w:drawing>
+          <wp:inline xmlns:a="http://schemas.openxmlformats.org/drawingml/2006/main" xmlns:pic="http://schemas.openxmlformats.org/drawingml/2006/picture">
+            <wp:extent cx="5486400" cy="1995055"/>
+            <wp:docPr id="3" name="Picture 3"/>
+            <wp:cNvGraphicFramePr>
+              <a:graphicFrameLocks noChangeAspect="1"/>
+            </wp:cNvGraphicFramePr>
+            <a:graphic>
+              <a:graphicData uri="http://schemas.openxmlformats.org/drawingml/2006/picture">
+                <pic:pic>
+                  <pic:nvPicPr>
+                    <pic:cNvPr id="0" name="attn_layer.png"/>
+                    <pic:cNvPicPr/>
+                  </pic:nvPicPr>
+                  <pic:blipFill>
+                    <a:blip r:embed="rId11"/>
+                    <a:stretch>
+                      <a:fillRect/>
+                    </a:stretch>
+                  </pic:blipFill>
+                  <pic:spPr>
+                    <a:xfrm>
+                      <a:off x="0" y="0"/>
+                      <a:ext cx="5486400" cy="1995055"/>
+                    </a:xfrm>
+                    <a:prstGeom prst="rect"/>
+                  </pic:spPr>
+                </pic:pic>
+              </a:graphicData>
+            </a:graphic>
+          </wp:inline>
+        </w:drawing>
+      </w:r>
+    </w:p>
+    <w:p>
+      <w:pPr>
+        <w:jc w:val="center"/>
+      </w:pPr>
+      <w:r>
+        <w:rPr>
+          <w:i/>
+          <w:sz w:val="18"/>
+        </w:rPr>
+        <w:t>Figure 3. Attention distribution across 32 transformer layers.</w:t>
+      </w:r>
+    </w:p>
+    <w:p/>
+    <w:p>
+      <w:r>
+        <w:drawing>
+          <wp:inline xmlns:a="http://schemas.openxmlformats.org/drawingml/2006/main" xmlns:pic="http://schemas.openxmlformats.org/drawingml/2006/picture">
+            <wp:extent cx="5943600" cy="1485900"/>
+            <wp:docPr id="4" name="Picture 4"/>
+            <wp:cNvGraphicFramePr>
+              <a:graphicFrameLocks noChangeAspect="1"/>
+            </wp:cNvGraphicFramePr>
+            <a:graphic>
+              <a:graphicData uri="http://schemas.openxmlformats.org/drawingml/2006/picture">
+                <pic:pic>
+                  <pic:nvPicPr>
+                    <pic:cNvPr id="0" name="attn_heatmap.png"/>
+                    <pic:cNvPicPr/>
+                  </pic:nvPicPr>
+                  <pic:blipFill>
+                    <a:blip r:embed="rId12"/>
+                    <a:stretch>
+                      <a:fillRect/>
+                    </a:stretch>
+                  </pic:blipFill>
+                  <pic:spPr>
+                    <a:xfrm>
+                      <a:off x="0" y="0"/>
+                      <a:ext cx="5943600" cy="1485900"/>
+                    </a:xfrm>
+                    <a:prstGeom prst="rect"/>
+                  </pic:spPr>
+                </pic:pic>
+              </a:graphicData>
+            </a:graphic>
+          </wp:inline>
+        </w:drawing>
+      </w:r>
+    </w:p>
+    <w:p>
+      <w:pPr>
+        <w:jc w:val="center"/>
+      </w:pPr>
+      <w:r>
+        <w:rPr>
+          <w:i/>
+          <w:sz w:val="18"/>
+        </w:rPr>
+        <w:t>Figure 4. Attention heatmap (token group × layer).</w:t>
+      </w:r>
+    </w:p>
+    <w:p/>
+    <w:p>
+      <w:r>
+        <w:drawing>
+          <wp:inline xmlns:a="http://schemas.openxmlformats.org/drawingml/2006/main" xmlns:pic="http://schemas.openxmlformats.org/drawingml/2006/picture">
+            <wp:extent cx="5486400" cy="4572000"/>
+            <wp:docPr id="5" name="Picture 5"/>
+            <wp:cNvGraphicFramePr>
+              <a:graphicFrameLocks noChangeAspect="1"/>
+            </wp:cNvGraphicFramePr>
+            <a:graphic>
+              <a:graphicData uri="http://schemas.openxmlformats.org/drawingml/2006/picture">
+                <pic:pic>
+                  <pic:nvPicPr>
+                    <pic:cNvPr id="0" name="attn_matrix.png"/>
+                    <pic:cNvPicPr/>
+                  </pic:nvPicPr>
+                  <pic:blipFill>
+                    <a:blip r:embed="rId13"/>
+                    <a:stretch>
+                      <a:fillRect/>
+                    </a:stretch>
+                  </pic:blipFill>
+                  <pic:spPr>
+                    <a:xfrm>
+                      <a:off x="0" y="0"/>
+                      <a:ext cx="5486400" cy="4572000"/>
+                    </a:xfrm>
+                    <a:prstGeom prst="rect"/>
+                  </pic:spPr>
+                </pic:pic>
+              </a:graphicData>
+            </a:graphic>
+          </wp:inline>
+        </w:drawing>
+      </w:r>
+    </w:p>
+    <w:p>
+      <w:pPr>
+        <w:jc w:val="center"/>
+      </w:pPr>
+      <w:r>
+        <w:rPr>
+          <w:i/>
+          <w:sz w:val="18"/>
+        </w:rPr>
+        <w:t>Figure 5. Full attention matrix for layer 15, head 0 (sample text).</w:t>
+      </w:r>
+    </w:p>
     <w:p>
       <w:pPr>
         <w:pStyle w:val="Heading2"/>
       </w:pPr>
       <w:r>
-        <w:t>레이어별 어텐션 (전체 32개 레이어)</w:t>
+        <w:t>Key Finding</w:t>
+      </w:r>
+    </w:p>
+    <w:p>
+      <w:r>
+        <w:t>REG4 absorbs 0.2205 mean attention (10.6× more than BOS at 0.0207). This confirms that register tokens successfully capture attention sink mass that would otherwise collapse onto BOS.</w:t>
+      </w:r>
+    </w:p>
+    <w:p>
+      <w:pPr>
+        <w:pStyle w:val="Heading1"/>
+      </w:pPr>
+      <w:r>
+        <w:t>6. SelfCheckGPT Results (Hallucination Score)</w:t>
+      </w:r>
+    </w:p>
+    <w:p>
+      <w:r>
+        <w:t>Lower score = more consistent generations = fewer hallucinations.</w:t>
       </w:r>
     </w:p>
     <w:tbl>
@@ -1393,49 +1073,33 @@
         <w:tblLook w:firstColumn="1" w:firstRow="1" w:lastColumn="0" w:lastRow="0" w:noHBand="0" w:noVBand="1" w:val="04A0"/>
       </w:tblPr>
       <w:tblGrid>
-        <w:gridCol w:w="2160"/>
-        <w:gridCol w:w="2160"/>
-        <w:gridCol w:w="2160"/>
-        <w:gridCol w:w="2160"/>
+        <w:gridCol w:w="4320"/>
+        <w:gridCol w:w="4320"/>
       </w:tblGrid>
       <w:tr>
         <w:tc>
           <w:tcPr>
-            <w:tcW w:type="dxa" w:w="2160"/>
+            <w:tcW w:type="dxa" w:w="4320"/>
           </w:tcPr>
           <w:p>
             <w:r>
-              <w:t>레이어</w:t>
+              <w:rPr>
+                <w:b/>
+              </w:rPr>
+              <w:t>Model</w:t>
             </w:r>
           </w:p>
         </w:tc>
         <w:tc>
           <w:tcPr>
-            <w:tcW w:type="dxa" w:w="2160"/>
+            <w:tcW w:type="dxa" w:w="4320"/>
           </w:tcPr>
           <w:p>
             <w:r>
-              <w:t>BOS 어텐션</w:t>
-            </w:r>
-          </w:p>
-        </w:tc>
-        <w:tc>
-          <w:tcPr>
-            <w:tcW w:type="dxa" w:w="2160"/>
-          </w:tcPr>
-          <w:p>
-            <w:r>
-              <w:t>REG 어텐션</w:t>
-            </w:r>
-          </w:p>
-        </w:tc>
-        <w:tc>
-          <w:tcPr>
-            <w:tcW w:type="dxa" w:w="2160"/>
-          </w:tcPr>
-          <w:p>
-            <w:r>
-              <w:t>콘텐츠 어텐션</w:t>
+              <w:rPr>
+                <w:b/>
+              </w:rPr>
+              <w:t>Mean SelfCheck Score</w:t>
             </w:r>
           </w:p>
         </w:tc>
@@ -1443,41 +1107,21 @@
       <w:tr>
         <w:tc>
           <w:tcPr>
-            <w:tcW w:type="dxa" w:w="2160"/>
+            <w:tcW w:type="dxa" w:w="4320"/>
           </w:tcPr>
           <w:p>
             <w:r>
-              <w:t>0</w:t>
+              <w:t>Baseline LLaMA (no register)</w:t>
             </w:r>
           </w:p>
         </w:tc>
         <w:tc>
           <w:tcPr>
-            <w:tcW w:type="dxa" w:w="2160"/>
+            <w:tcW w:type="dxa" w:w="4320"/>
           </w:tcPr>
           <w:p>
             <w:r>
-              <w:t>0.0208</w:t>
-            </w:r>
-          </w:p>
-        </w:tc>
-        <w:tc>
-          <w:tcPr>
-            <w:tcW w:type="dxa" w:w="2160"/>
-          </w:tcPr>
-          <w:p>
-            <w:r>
-              <w:t>0.0614</w:t>
-            </w:r>
-          </w:p>
-        </w:tc>
-        <w:tc>
-          <w:tcPr>
-            <w:tcW w:type="dxa" w:w="2160"/>
-          </w:tcPr>
-          <w:p>
-            <w:r>
-              <w:t>0.0171</w:t>
+              <w:t>0.5860</w:t>
             </w:r>
           </w:p>
         </w:tc>
@@ -1485,41 +1129,21 @@
       <w:tr>
         <w:tc>
           <w:tcPr>
-            <w:tcW w:type="dxa" w:w="2160"/>
+            <w:tcW w:type="dxa" w:w="4320"/>
           </w:tcPr>
           <w:p>
             <w:r>
-              <w:t>1</w:t>
+              <w:t>Register + LoRA (this model)</w:t>
             </w:r>
           </w:p>
         </w:tc>
         <w:tc>
           <w:tcPr>
-            <w:tcW w:type="dxa" w:w="2160"/>
+            <w:tcW w:type="dxa" w:w="4320"/>
           </w:tcPr>
           <w:p>
             <w:r>
-              <w:t>0.0208</w:t>
-            </w:r>
-          </w:p>
-        </w:tc>
-        <w:tc>
-          <w:tcPr>
-            <w:tcW w:type="dxa" w:w="2160"/>
-          </w:tcPr>
-          <w:p>
-            <w:r>
-              <w:t>0.1037</w:t>
-            </w:r>
-          </w:p>
-        </w:tc>
-        <w:tc>
-          <w:tcPr>
-            <w:tcW w:type="dxa" w:w="2160"/>
-          </w:tcPr>
-          <w:p>
-            <w:r>
-              <w:t>0.0131</w:t>
+              <w:t>0.4617</w:t>
             </w:r>
           </w:p>
         </w:tc>
@@ -1527,1456 +1151,17 @@
       <w:tr>
         <w:tc>
           <w:tcPr>
-            <w:tcW w:type="dxa" w:w="2160"/>
+            <w:tcW w:type="dxa" w:w="4320"/>
           </w:tcPr>
           <w:p>
             <w:r>
-              <w:t>2</w:t>
+              <w:t>Delta (↓ = better)</w:t>
             </w:r>
           </w:p>
         </w:tc>
         <w:tc>
           <w:tcPr>
-            <w:tcW w:type="dxa" w:w="2160"/>
-          </w:tcPr>
-          <w:p>
-            <w:r>
-              <w:t>0.0208</w:t>
-            </w:r>
-          </w:p>
-        </w:tc>
-        <w:tc>
-          <w:tcPr>
-            <w:tcW w:type="dxa" w:w="2160"/>
-          </w:tcPr>
-          <w:p>
-            <w:r>
-              <w:t>0.0548</w:t>
-            </w:r>
-          </w:p>
-        </w:tc>
-        <w:tc>
-          <w:tcPr>
-            <w:tcW w:type="dxa" w:w="2160"/>
-          </w:tcPr>
-          <w:p>
-            <w:r>
-              <w:t>0.0177</w:t>
-            </w:r>
-          </w:p>
-        </w:tc>
-      </w:tr>
-      <w:tr>
-        <w:tc>
-          <w:tcPr>
-            <w:tcW w:type="dxa" w:w="2160"/>
-          </w:tcPr>
-          <w:p>
-            <w:r>
-              <w:t>3</w:t>
-            </w:r>
-          </w:p>
-        </w:tc>
-        <w:tc>
-          <w:tcPr>
-            <w:tcW w:type="dxa" w:w="2160"/>
-          </w:tcPr>
-          <w:p>
-            <w:r>
-              <w:t>0.0208</w:t>
-            </w:r>
-          </w:p>
-        </w:tc>
-        <w:tc>
-          <w:tcPr>
-            <w:tcW w:type="dxa" w:w="2160"/>
-          </w:tcPr>
-          <w:p>
-            <w:r>
-              <w:t>0.0533</w:t>
-            </w:r>
-          </w:p>
-        </w:tc>
-        <w:tc>
-          <w:tcPr>
-            <w:tcW w:type="dxa" w:w="2160"/>
-          </w:tcPr>
-          <w:p>
-            <w:r>
-              <w:t>0.0178</w:t>
-            </w:r>
-          </w:p>
-        </w:tc>
-      </w:tr>
-      <w:tr>
-        <w:tc>
-          <w:tcPr>
-            <w:tcW w:type="dxa" w:w="2160"/>
-          </w:tcPr>
-          <w:p>
-            <w:r>
-              <w:t>4</w:t>
-            </w:r>
-          </w:p>
-        </w:tc>
-        <w:tc>
-          <w:tcPr>
-            <w:tcW w:type="dxa" w:w="2160"/>
-          </w:tcPr>
-          <w:p>
-            <w:r>
-              <w:t>0.0208</w:t>
-            </w:r>
-          </w:p>
-        </w:tc>
-        <w:tc>
-          <w:tcPr>
-            <w:tcW w:type="dxa" w:w="2160"/>
-          </w:tcPr>
-          <w:p>
-            <w:r>
-              <w:t>0.0528</w:t>
-            </w:r>
-          </w:p>
-        </w:tc>
-        <w:tc>
-          <w:tcPr>
-            <w:tcW w:type="dxa" w:w="2160"/>
-          </w:tcPr>
-          <w:p>
-            <w:r>
-              <w:t>0.0179</w:t>
-            </w:r>
-          </w:p>
-        </w:tc>
-      </w:tr>
-      <w:tr>
-        <w:tc>
-          <w:tcPr>
-            <w:tcW w:type="dxa" w:w="2160"/>
-          </w:tcPr>
-          <w:p>
-            <w:r>
-              <w:t>5</w:t>
-            </w:r>
-          </w:p>
-        </w:tc>
-        <w:tc>
-          <w:tcPr>
-            <w:tcW w:type="dxa" w:w="2160"/>
-          </w:tcPr>
-          <w:p>
-            <w:r>
-              <w:t>0.0208</w:t>
-            </w:r>
-          </w:p>
-        </w:tc>
-        <w:tc>
-          <w:tcPr>
-            <w:tcW w:type="dxa" w:w="2160"/>
-          </w:tcPr>
-          <w:p>
-            <w:r>
-              <w:t>0.0511</w:t>
-            </w:r>
-          </w:p>
-        </w:tc>
-        <w:tc>
-          <w:tcPr>
-            <w:tcW w:type="dxa" w:w="2160"/>
-          </w:tcPr>
-          <w:p>
-            <w:r>
-              <w:t>0.0180</w:t>
-            </w:r>
-          </w:p>
-        </w:tc>
-      </w:tr>
-      <w:tr>
-        <w:tc>
-          <w:tcPr>
-            <w:tcW w:type="dxa" w:w="2160"/>
-          </w:tcPr>
-          <w:p>
-            <w:r>
-              <w:t>6</w:t>
-            </w:r>
-          </w:p>
-        </w:tc>
-        <w:tc>
-          <w:tcPr>
-            <w:tcW w:type="dxa" w:w="2160"/>
-          </w:tcPr>
-          <w:p>
-            <w:r>
-              <w:t>0.0208</w:t>
-            </w:r>
-          </w:p>
-        </w:tc>
-        <w:tc>
-          <w:tcPr>
-            <w:tcW w:type="dxa" w:w="2160"/>
-          </w:tcPr>
-          <w:p>
-            <w:r>
-              <w:t>0.0472</w:t>
-            </w:r>
-          </w:p>
-        </w:tc>
-        <w:tc>
-          <w:tcPr>
-            <w:tcW w:type="dxa" w:w="2160"/>
-          </w:tcPr>
-          <w:p>
-            <w:r>
-              <w:t>0.0184</w:t>
-            </w:r>
-          </w:p>
-        </w:tc>
-      </w:tr>
-      <w:tr>
-        <w:tc>
-          <w:tcPr>
-            <w:tcW w:type="dxa" w:w="2160"/>
-          </w:tcPr>
-          <w:p>
-            <w:r>
-              <w:t>7</w:t>
-            </w:r>
-          </w:p>
-        </w:tc>
-        <w:tc>
-          <w:tcPr>
-            <w:tcW w:type="dxa" w:w="2160"/>
-          </w:tcPr>
-          <w:p>
-            <w:r>
-              <w:t>0.0208</w:t>
-            </w:r>
-          </w:p>
-        </w:tc>
-        <w:tc>
-          <w:tcPr>
-            <w:tcW w:type="dxa" w:w="2160"/>
-          </w:tcPr>
-          <w:p>
-            <w:r>
-              <w:t>0.0452</w:t>
-            </w:r>
-          </w:p>
-        </w:tc>
-        <w:tc>
-          <w:tcPr>
-            <w:tcW w:type="dxa" w:w="2160"/>
-          </w:tcPr>
-          <w:p>
-            <w:r>
-              <w:t>0.0186</w:t>
-            </w:r>
-          </w:p>
-        </w:tc>
-      </w:tr>
-      <w:tr>
-        <w:tc>
-          <w:tcPr>
-            <w:tcW w:type="dxa" w:w="2160"/>
-          </w:tcPr>
-          <w:p>
-            <w:r>
-              <w:t>8</w:t>
-            </w:r>
-          </w:p>
-        </w:tc>
-        <w:tc>
-          <w:tcPr>
-            <w:tcW w:type="dxa" w:w="2160"/>
-          </w:tcPr>
-          <w:p>
-            <w:r>
-              <w:t>0.0208</w:t>
-            </w:r>
-          </w:p>
-        </w:tc>
-        <w:tc>
-          <w:tcPr>
-            <w:tcW w:type="dxa" w:w="2160"/>
-          </w:tcPr>
-          <w:p>
-            <w:r>
-              <w:t>0.0433</w:t>
-            </w:r>
-          </w:p>
-        </w:tc>
-        <w:tc>
-          <w:tcPr>
-            <w:tcW w:type="dxa" w:w="2160"/>
-          </w:tcPr>
-          <w:p>
-            <w:r>
-              <w:t>0.0187</w:t>
-            </w:r>
-          </w:p>
-        </w:tc>
-      </w:tr>
-      <w:tr>
-        <w:tc>
-          <w:tcPr>
-            <w:tcW w:type="dxa" w:w="2160"/>
-          </w:tcPr>
-          <w:p>
-            <w:r>
-              <w:t>9</w:t>
-            </w:r>
-          </w:p>
-        </w:tc>
-        <w:tc>
-          <w:tcPr>
-            <w:tcW w:type="dxa" w:w="2160"/>
-          </w:tcPr>
-          <w:p>
-            <w:r>
-              <w:t>0.0208</w:t>
-            </w:r>
-          </w:p>
-        </w:tc>
-        <w:tc>
-          <w:tcPr>
-            <w:tcW w:type="dxa" w:w="2160"/>
-          </w:tcPr>
-          <w:p>
-            <w:r>
-              <w:t>0.0421</w:t>
-            </w:r>
-          </w:p>
-        </w:tc>
-        <w:tc>
-          <w:tcPr>
-            <w:tcW w:type="dxa" w:w="2160"/>
-          </w:tcPr>
-          <w:p>
-            <w:r>
-              <w:t>0.0189</w:t>
-            </w:r>
-          </w:p>
-        </w:tc>
-      </w:tr>
-      <w:tr>
-        <w:tc>
-          <w:tcPr>
-            <w:tcW w:type="dxa" w:w="2160"/>
-          </w:tcPr>
-          <w:p>
-            <w:r>
-              <w:t>10</w:t>
-            </w:r>
-          </w:p>
-        </w:tc>
-        <w:tc>
-          <w:tcPr>
-            <w:tcW w:type="dxa" w:w="2160"/>
-          </w:tcPr>
-          <w:p>
-            <w:r>
-              <w:t>0.0208</w:t>
-            </w:r>
-          </w:p>
-        </w:tc>
-        <w:tc>
-          <w:tcPr>
-            <w:tcW w:type="dxa" w:w="2160"/>
-          </w:tcPr>
-          <w:p>
-            <w:r>
-              <w:t>0.0423</w:t>
-            </w:r>
-          </w:p>
-        </w:tc>
-        <w:tc>
-          <w:tcPr>
-            <w:tcW w:type="dxa" w:w="2160"/>
-          </w:tcPr>
-          <w:p>
-            <w:r>
-              <w:t>0.0188</w:t>
-            </w:r>
-          </w:p>
-        </w:tc>
-      </w:tr>
-      <w:tr>
-        <w:tc>
-          <w:tcPr>
-            <w:tcW w:type="dxa" w:w="2160"/>
-          </w:tcPr>
-          <w:p>
-            <w:r>
-              <w:t>11</w:t>
-            </w:r>
-          </w:p>
-        </w:tc>
-        <w:tc>
-          <w:tcPr>
-            <w:tcW w:type="dxa" w:w="2160"/>
-          </w:tcPr>
-          <w:p>
-            <w:r>
-              <w:t>0.0208</w:t>
-            </w:r>
-          </w:p>
-        </w:tc>
-        <w:tc>
-          <w:tcPr>
-            <w:tcW w:type="dxa" w:w="2160"/>
-          </w:tcPr>
-          <w:p>
-            <w:r>
-              <w:t>0.0397</w:t>
-            </w:r>
-          </w:p>
-        </w:tc>
-        <w:tc>
-          <w:tcPr>
-            <w:tcW w:type="dxa" w:w="2160"/>
-          </w:tcPr>
-          <w:p>
-            <w:r>
-              <w:t>0.0191</w:t>
-            </w:r>
-          </w:p>
-        </w:tc>
-      </w:tr>
-      <w:tr>
-        <w:tc>
-          <w:tcPr>
-            <w:tcW w:type="dxa" w:w="2160"/>
-          </w:tcPr>
-          <w:p>
-            <w:r>
-              <w:t>12</w:t>
-            </w:r>
-          </w:p>
-        </w:tc>
-        <w:tc>
-          <w:tcPr>
-            <w:tcW w:type="dxa" w:w="2160"/>
-          </w:tcPr>
-          <w:p>
-            <w:r>
-              <w:t>0.0208</w:t>
-            </w:r>
-          </w:p>
-        </w:tc>
-        <w:tc>
-          <w:tcPr>
-            <w:tcW w:type="dxa" w:w="2160"/>
-          </w:tcPr>
-          <w:p>
-            <w:r>
-              <w:t>0.0388</w:t>
-            </w:r>
-          </w:p>
-        </w:tc>
-        <w:tc>
-          <w:tcPr>
-            <w:tcW w:type="dxa" w:w="2160"/>
-          </w:tcPr>
-          <w:p>
-            <w:r>
-              <w:t>0.0192</w:t>
-            </w:r>
-          </w:p>
-        </w:tc>
-      </w:tr>
-      <w:tr>
-        <w:tc>
-          <w:tcPr>
-            <w:tcW w:type="dxa" w:w="2160"/>
-          </w:tcPr>
-          <w:p>
-            <w:r>
-              <w:t>13</w:t>
-            </w:r>
-          </w:p>
-        </w:tc>
-        <w:tc>
-          <w:tcPr>
-            <w:tcW w:type="dxa" w:w="2160"/>
-          </w:tcPr>
-          <w:p>
-            <w:r>
-              <w:t>0.0208</w:t>
-            </w:r>
-          </w:p>
-        </w:tc>
-        <w:tc>
-          <w:tcPr>
-            <w:tcW w:type="dxa" w:w="2160"/>
-          </w:tcPr>
-          <w:p>
-            <w:r>
-              <w:t>0.0381</w:t>
-            </w:r>
-          </w:p>
-        </w:tc>
-        <w:tc>
-          <w:tcPr>
-            <w:tcW w:type="dxa" w:w="2160"/>
-          </w:tcPr>
-          <w:p>
-            <w:r>
-              <w:t>0.0192</w:t>
-            </w:r>
-          </w:p>
-        </w:tc>
-      </w:tr>
-      <w:tr>
-        <w:tc>
-          <w:tcPr>
-            <w:tcW w:type="dxa" w:w="2160"/>
-          </w:tcPr>
-          <w:p>
-            <w:r>
-              <w:t>14</w:t>
-            </w:r>
-          </w:p>
-        </w:tc>
-        <w:tc>
-          <w:tcPr>
-            <w:tcW w:type="dxa" w:w="2160"/>
-          </w:tcPr>
-          <w:p>
-            <w:r>
-              <w:t>0.0208</w:t>
-            </w:r>
-          </w:p>
-        </w:tc>
-        <w:tc>
-          <w:tcPr>
-            <w:tcW w:type="dxa" w:w="2160"/>
-          </w:tcPr>
-          <w:p>
-            <w:r>
-              <w:t>0.0396</w:t>
-            </w:r>
-          </w:p>
-        </w:tc>
-        <w:tc>
-          <w:tcPr>
-            <w:tcW w:type="dxa" w:w="2160"/>
-          </w:tcPr>
-          <w:p>
-            <w:r>
-              <w:t>0.0191</w:t>
-            </w:r>
-          </w:p>
-        </w:tc>
-      </w:tr>
-      <w:tr>
-        <w:tc>
-          <w:tcPr>
-            <w:tcW w:type="dxa" w:w="2160"/>
-          </w:tcPr>
-          <w:p>
-            <w:r>
-              <w:t>15</w:t>
-            </w:r>
-          </w:p>
-        </w:tc>
-        <w:tc>
-          <w:tcPr>
-            <w:tcW w:type="dxa" w:w="2160"/>
-          </w:tcPr>
-          <w:p>
-            <w:r>
-              <w:t>0.0208</w:t>
-            </w:r>
-          </w:p>
-        </w:tc>
-        <w:tc>
-          <w:tcPr>
-            <w:tcW w:type="dxa" w:w="2160"/>
-          </w:tcPr>
-          <w:p>
-            <w:r>
-              <w:t>0.0432</w:t>
-            </w:r>
-          </w:p>
-        </w:tc>
-        <w:tc>
-          <w:tcPr>
-            <w:tcW w:type="dxa" w:w="2160"/>
-          </w:tcPr>
-          <w:p>
-            <w:r>
-              <w:t>0.0188</w:t>
-            </w:r>
-          </w:p>
-        </w:tc>
-      </w:tr>
-      <w:tr>
-        <w:tc>
-          <w:tcPr>
-            <w:tcW w:type="dxa" w:w="2160"/>
-          </w:tcPr>
-          <w:p>
-            <w:r>
-              <w:t>16</w:t>
-            </w:r>
-          </w:p>
-        </w:tc>
-        <w:tc>
-          <w:tcPr>
-            <w:tcW w:type="dxa" w:w="2160"/>
-          </w:tcPr>
-          <w:p>
-            <w:r>
-              <w:t>0.0208</w:t>
-            </w:r>
-          </w:p>
-        </w:tc>
-        <w:tc>
-          <w:tcPr>
-            <w:tcW w:type="dxa" w:w="2160"/>
-          </w:tcPr>
-          <w:p>
-            <w:r>
-              <w:t>0.0501</w:t>
-            </w:r>
-          </w:p>
-        </w:tc>
-        <w:tc>
-          <w:tcPr>
-            <w:tcW w:type="dxa" w:w="2160"/>
-          </w:tcPr>
-          <w:p>
-            <w:r>
-              <w:t>0.0181</w:t>
-            </w:r>
-          </w:p>
-        </w:tc>
-      </w:tr>
-      <w:tr>
-        <w:tc>
-          <w:tcPr>
-            <w:tcW w:type="dxa" w:w="2160"/>
-          </w:tcPr>
-          <w:p>
-            <w:r>
-              <w:t>17</w:t>
-            </w:r>
-          </w:p>
-        </w:tc>
-        <w:tc>
-          <w:tcPr>
-            <w:tcW w:type="dxa" w:w="2160"/>
-          </w:tcPr>
-          <w:p>
-            <w:r>
-              <w:t>0.0208</w:t>
-            </w:r>
-          </w:p>
-        </w:tc>
-        <w:tc>
-          <w:tcPr>
-            <w:tcW w:type="dxa" w:w="2160"/>
-          </w:tcPr>
-          <w:p>
-            <w:r>
-              <w:t>0.0498</w:t>
-            </w:r>
-          </w:p>
-        </w:tc>
-        <w:tc>
-          <w:tcPr>
-            <w:tcW w:type="dxa" w:w="2160"/>
-          </w:tcPr>
-          <w:p>
-            <w:r>
-              <w:t>0.0181</w:t>
-            </w:r>
-          </w:p>
-        </w:tc>
-      </w:tr>
-      <w:tr>
-        <w:tc>
-          <w:tcPr>
-            <w:tcW w:type="dxa" w:w="2160"/>
-          </w:tcPr>
-          <w:p>
-            <w:r>
-              <w:t>18</w:t>
-            </w:r>
-          </w:p>
-        </w:tc>
-        <w:tc>
-          <w:tcPr>
-            <w:tcW w:type="dxa" w:w="2160"/>
-          </w:tcPr>
-          <w:p>
-            <w:r>
-              <w:t>0.0208</w:t>
-            </w:r>
-          </w:p>
-        </w:tc>
-        <w:tc>
-          <w:tcPr>
-            <w:tcW w:type="dxa" w:w="2160"/>
-          </w:tcPr>
-          <w:p>
-            <w:r>
-              <w:t>0.0573</w:t>
-            </w:r>
-          </w:p>
-        </w:tc>
-        <w:tc>
-          <w:tcPr>
-            <w:tcW w:type="dxa" w:w="2160"/>
-          </w:tcPr>
-          <w:p>
-            <w:r>
-              <w:t>0.0174</w:t>
-            </w:r>
-          </w:p>
-        </w:tc>
-      </w:tr>
-      <w:tr>
-        <w:tc>
-          <w:tcPr>
-            <w:tcW w:type="dxa" w:w="2160"/>
-          </w:tcPr>
-          <w:p>
-            <w:r>
-              <w:t>19</w:t>
-            </w:r>
-          </w:p>
-        </w:tc>
-        <w:tc>
-          <w:tcPr>
-            <w:tcW w:type="dxa" w:w="2160"/>
-          </w:tcPr>
-          <w:p>
-            <w:r>
-              <w:t>0.0208</w:t>
-            </w:r>
-          </w:p>
-        </w:tc>
-        <w:tc>
-          <w:tcPr>
-            <w:tcW w:type="dxa" w:w="2160"/>
-          </w:tcPr>
-          <w:p>
-            <w:r>
-              <w:t>0.0555</w:t>
-            </w:r>
-          </w:p>
-        </w:tc>
-        <w:tc>
-          <w:tcPr>
-            <w:tcW w:type="dxa" w:w="2160"/>
-          </w:tcPr>
-          <w:p>
-            <w:r>
-              <w:t>0.0176</w:t>
-            </w:r>
-          </w:p>
-        </w:tc>
-      </w:tr>
-      <w:tr>
-        <w:tc>
-          <w:tcPr>
-            <w:tcW w:type="dxa" w:w="2160"/>
-          </w:tcPr>
-          <w:p>
-            <w:r>
-              <w:t>20</w:t>
-            </w:r>
-          </w:p>
-        </w:tc>
-        <w:tc>
-          <w:tcPr>
-            <w:tcW w:type="dxa" w:w="2160"/>
-          </w:tcPr>
-          <w:p>
-            <w:r>
-              <w:t>0.0208</w:t>
-            </w:r>
-          </w:p>
-        </w:tc>
-        <w:tc>
-          <w:tcPr>
-            <w:tcW w:type="dxa" w:w="2160"/>
-          </w:tcPr>
-          <w:p>
-            <w:r>
-              <w:t>0.0572</w:t>
-            </w:r>
-          </w:p>
-        </w:tc>
-        <w:tc>
-          <w:tcPr>
-            <w:tcW w:type="dxa" w:w="2160"/>
-          </w:tcPr>
-          <w:p>
-            <w:r>
-              <w:t>0.0174</w:t>
-            </w:r>
-          </w:p>
-        </w:tc>
-      </w:tr>
-      <w:tr>
-        <w:tc>
-          <w:tcPr>
-            <w:tcW w:type="dxa" w:w="2160"/>
-          </w:tcPr>
-          <w:p>
-            <w:r>
-              <w:t>21</w:t>
-            </w:r>
-          </w:p>
-        </w:tc>
-        <w:tc>
-          <w:tcPr>
-            <w:tcW w:type="dxa" w:w="2160"/>
-          </w:tcPr>
-          <w:p>
-            <w:r>
-              <w:t>0.0208</w:t>
-            </w:r>
-          </w:p>
-        </w:tc>
-        <w:tc>
-          <w:tcPr>
-            <w:tcW w:type="dxa" w:w="2160"/>
-          </w:tcPr>
-          <w:p>
-            <w:r>
-              <w:t>0.0538</w:t>
-            </w:r>
-          </w:p>
-        </w:tc>
-        <w:tc>
-          <w:tcPr>
-            <w:tcW w:type="dxa" w:w="2160"/>
-          </w:tcPr>
-          <w:p>
-            <w:r>
-              <w:t>0.0178</w:t>
-            </w:r>
-          </w:p>
-        </w:tc>
-      </w:tr>
-      <w:tr>
-        <w:tc>
-          <w:tcPr>
-            <w:tcW w:type="dxa" w:w="2160"/>
-          </w:tcPr>
-          <w:p>
-            <w:r>
-              <w:t>22</w:t>
-            </w:r>
-          </w:p>
-        </w:tc>
-        <w:tc>
-          <w:tcPr>
-            <w:tcW w:type="dxa" w:w="2160"/>
-          </w:tcPr>
-          <w:p>
-            <w:r>
-              <w:t>0.0208</w:t>
-            </w:r>
-          </w:p>
-        </w:tc>
-        <w:tc>
-          <w:tcPr>
-            <w:tcW w:type="dxa" w:w="2160"/>
-          </w:tcPr>
-          <w:p>
-            <w:r>
-              <w:t>0.0568</w:t>
-            </w:r>
-          </w:p>
-        </w:tc>
-        <w:tc>
-          <w:tcPr>
-            <w:tcW w:type="dxa" w:w="2160"/>
-          </w:tcPr>
-          <w:p>
-            <w:r>
-              <w:t>0.0175</w:t>
-            </w:r>
-          </w:p>
-        </w:tc>
-      </w:tr>
-      <w:tr>
-        <w:tc>
-          <w:tcPr>
-            <w:tcW w:type="dxa" w:w="2160"/>
-          </w:tcPr>
-          <w:p>
-            <w:r>
-              <w:t>23</w:t>
-            </w:r>
-          </w:p>
-        </w:tc>
-        <w:tc>
-          <w:tcPr>
-            <w:tcW w:type="dxa" w:w="2160"/>
-          </w:tcPr>
-          <w:p>
-            <w:r>
-              <w:t>0.0208</w:t>
-            </w:r>
-          </w:p>
-        </w:tc>
-        <w:tc>
-          <w:tcPr>
-            <w:tcW w:type="dxa" w:w="2160"/>
-          </w:tcPr>
-          <w:p>
-            <w:r>
-              <w:t>0.0570</w:t>
-            </w:r>
-          </w:p>
-        </w:tc>
-        <w:tc>
-          <w:tcPr>
-            <w:tcW w:type="dxa" w:w="2160"/>
-          </w:tcPr>
-          <w:p>
-            <w:r>
-              <w:t>0.0175</w:t>
-            </w:r>
-          </w:p>
-        </w:tc>
-      </w:tr>
-      <w:tr>
-        <w:tc>
-          <w:tcPr>
-            <w:tcW w:type="dxa" w:w="2160"/>
-          </w:tcPr>
-          <w:p>
-            <w:r>
-              <w:t>24</w:t>
-            </w:r>
-          </w:p>
-        </w:tc>
-        <w:tc>
-          <w:tcPr>
-            <w:tcW w:type="dxa" w:w="2160"/>
-          </w:tcPr>
-          <w:p>
-            <w:r>
-              <w:t>0.0208</w:t>
-            </w:r>
-          </w:p>
-        </w:tc>
-        <w:tc>
-          <w:tcPr>
-            <w:tcW w:type="dxa" w:w="2160"/>
-          </w:tcPr>
-          <w:p>
-            <w:r>
-              <w:t>0.0638</w:t>
-            </w:r>
-          </w:p>
-        </w:tc>
-        <w:tc>
-          <w:tcPr>
-            <w:tcW w:type="dxa" w:w="2160"/>
-          </w:tcPr>
-          <w:p>
-            <w:r>
-              <w:t>0.0168</w:t>
-            </w:r>
-          </w:p>
-        </w:tc>
-      </w:tr>
-      <w:tr>
-        <w:tc>
-          <w:tcPr>
-            <w:tcW w:type="dxa" w:w="2160"/>
-          </w:tcPr>
-          <w:p>
-            <w:r>
-              <w:t>25</w:t>
-            </w:r>
-          </w:p>
-        </w:tc>
-        <w:tc>
-          <w:tcPr>
-            <w:tcW w:type="dxa" w:w="2160"/>
-          </w:tcPr>
-          <w:p>
-            <w:r>
-              <w:t>0.0208</w:t>
-            </w:r>
-          </w:p>
-        </w:tc>
-        <w:tc>
-          <w:tcPr>
-            <w:tcW w:type="dxa" w:w="2160"/>
-          </w:tcPr>
-          <w:p>
-            <w:r>
-              <w:t>0.0622</w:t>
-            </w:r>
-          </w:p>
-        </w:tc>
-        <w:tc>
-          <w:tcPr>
-            <w:tcW w:type="dxa" w:w="2160"/>
-          </w:tcPr>
-          <w:p>
-            <w:r>
-              <w:t>0.0170</w:t>
-            </w:r>
-          </w:p>
-        </w:tc>
-      </w:tr>
-      <w:tr>
-        <w:tc>
-          <w:tcPr>
-            <w:tcW w:type="dxa" w:w="2160"/>
-          </w:tcPr>
-          <w:p>
-            <w:r>
-              <w:t>26</w:t>
-            </w:r>
-          </w:p>
-        </w:tc>
-        <w:tc>
-          <w:tcPr>
-            <w:tcW w:type="dxa" w:w="2160"/>
-          </w:tcPr>
-          <w:p>
-            <w:r>
-              <w:t>0.0208</w:t>
-            </w:r>
-          </w:p>
-        </w:tc>
-        <w:tc>
-          <w:tcPr>
-            <w:tcW w:type="dxa" w:w="2160"/>
-          </w:tcPr>
-          <w:p>
-            <w:r>
-              <w:t>0.0575</w:t>
-            </w:r>
-          </w:p>
-        </w:tc>
-        <w:tc>
-          <w:tcPr>
-            <w:tcW w:type="dxa" w:w="2160"/>
-          </w:tcPr>
-          <w:p>
-            <w:r>
-              <w:t>0.0174</w:t>
-            </w:r>
-          </w:p>
-        </w:tc>
-      </w:tr>
-      <w:tr>
-        <w:tc>
-          <w:tcPr>
-            <w:tcW w:type="dxa" w:w="2160"/>
-          </w:tcPr>
-          <w:p>
-            <w:r>
-              <w:t>27</w:t>
-            </w:r>
-          </w:p>
-        </w:tc>
-        <w:tc>
-          <w:tcPr>
-            <w:tcW w:type="dxa" w:w="2160"/>
-          </w:tcPr>
-          <w:p>
-            <w:r>
-              <w:t>0.0208</w:t>
-            </w:r>
-          </w:p>
-        </w:tc>
-        <w:tc>
-          <w:tcPr>
-            <w:tcW w:type="dxa" w:w="2160"/>
-          </w:tcPr>
-          <w:p>
-            <w:r>
-              <w:t>0.0548</w:t>
-            </w:r>
-          </w:p>
-        </w:tc>
-        <w:tc>
-          <w:tcPr>
-            <w:tcW w:type="dxa" w:w="2160"/>
-          </w:tcPr>
-          <w:p>
-            <w:r>
-              <w:t>0.0177</w:t>
-            </w:r>
-          </w:p>
-        </w:tc>
-      </w:tr>
-      <w:tr>
-        <w:tc>
-          <w:tcPr>
-            <w:tcW w:type="dxa" w:w="2160"/>
-          </w:tcPr>
-          <w:p>
-            <w:r>
-              <w:t>28</w:t>
-            </w:r>
-          </w:p>
-        </w:tc>
-        <w:tc>
-          <w:tcPr>
-            <w:tcW w:type="dxa" w:w="2160"/>
-          </w:tcPr>
-          <w:p>
-            <w:r>
-              <w:t>0.0208</w:t>
-            </w:r>
-          </w:p>
-        </w:tc>
-        <w:tc>
-          <w:tcPr>
-            <w:tcW w:type="dxa" w:w="2160"/>
-          </w:tcPr>
-          <w:p>
-            <w:r>
-              <w:t>0.0562</w:t>
-            </w:r>
-          </w:p>
-        </w:tc>
-        <w:tc>
-          <w:tcPr>
-            <w:tcW w:type="dxa" w:w="2160"/>
-          </w:tcPr>
-          <w:p>
-            <w:r>
-              <w:t>0.0175</w:t>
-            </w:r>
-          </w:p>
-        </w:tc>
-      </w:tr>
-      <w:tr>
-        <w:tc>
-          <w:tcPr>
-            <w:tcW w:type="dxa" w:w="2160"/>
-          </w:tcPr>
-          <w:p>
-            <w:r>
-              <w:t>29</w:t>
-            </w:r>
-          </w:p>
-        </w:tc>
-        <w:tc>
-          <w:tcPr>
-            <w:tcW w:type="dxa" w:w="2160"/>
-          </w:tcPr>
-          <w:p>
-            <w:r>
-              <w:t>0.0208</w:t>
-            </w:r>
-          </w:p>
-        </w:tc>
-        <w:tc>
-          <w:tcPr>
-            <w:tcW w:type="dxa" w:w="2160"/>
-          </w:tcPr>
-          <w:p>
-            <w:r>
-              <w:t>0.0670</w:t>
-            </w:r>
-          </w:p>
-        </w:tc>
-        <w:tc>
-          <w:tcPr>
-            <w:tcW w:type="dxa" w:w="2160"/>
-          </w:tcPr>
-          <w:p>
-            <w:r>
-              <w:t>0.0165</w:t>
-            </w:r>
-          </w:p>
-        </w:tc>
-      </w:tr>
-      <w:tr>
-        <w:tc>
-          <w:tcPr>
-            <w:tcW w:type="dxa" w:w="2160"/>
-          </w:tcPr>
-          <w:p>
-            <w:r>
-              <w:t>30</w:t>
-            </w:r>
-          </w:p>
-        </w:tc>
-        <w:tc>
-          <w:tcPr>
-            <w:tcW w:type="dxa" w:w="2160"/>
-          </w:tcPr>
-          <w:p>
-            <w:r>
-              <w:t>0.0208</w:t>
-            </w:r>
-          </w:p>
-        </w:tc>
-        <w:tc>
-          <w:tcPr>
-            <w:tcW w:type="dxa" w:w="2160"/>
-          </w:tcPr>
-          <w:p>
-            <w:r>
-              <w:t>0.0819</w:t>
-            </w:r>
-          </w:p>
-        </w:tc>
-        <w:tc>
-          <w:tcPr>
-            <w:tcW w:type="dxa" w:w="2160"/>
-          </w:tcPr>
-          <w:p>
-            <w:r>
-              <w:t>0.0152</w:t>
-            </w:r>
-          </w:p>
-        </w:tc>
-      </w:tr>
-      <w:tr>
-        <w:tc>
-          <w:tcPr>
-            <w:tcW w:type="dxa" w:w="2160"/>
-          </w:tcPr>
-          <w:p>
-            <w:r>
-              <w:t>31</w:t>
-            </w:r>
-          </w:p>
-        </w:tc>
-        <w:tc>
-          <w:tcPr>
-            <w:tcW w:type="dxa" w:w="2160"/>
-          </w:tcPr>
-          <w:p>
-            <w:r>
-              <w:t>0.0208</w:t>
-            </w:r>
-          </w:p>
-        </w:tc>
-        <w:tc>
-          <w:tcPr>
-            <w:tcW w:type="dxa" w:w="2160"/>
-          </w:tcPr>
-          <w:p>
-            <w:r>
-              <w:t>0.0966</w:t>
-            </w:r>
-          </w:p>
-        </w:tc>
-        <w:tc>
-          <w:tcPr>
-            <w:tcW w:type="dxa" w:w="2160"/>
-          </w:tcPr>
-          <w:p>
-            <w:r>
-              <w:t>0.0138</w:t>
-            </w:r>
-          </w:p>
-        </w:tc>
-      </w:tr>
-    </w:tbl>
-    <w:p/>
-    <w:p>
-      <w:pPr>
-        <w:pStyle w:val="Heading1"/>
-      </w:pPr>
-      <w:r>
-        <w:t>6. 결론</w:t>
-      </w:r>
-    </w:p>
-    <w:p>
-      <w:r>
-        <w:t>레지스터 토큰을 position 0으로 설정하면 BOS의 어텐션 싱크를 흡수할 수 있다는 가설이 성공적으로 검증되었습니다:</w:t>
-      </w:r>
-    </w:p>
-    <w:p>
-      <w:pPr>
-        <w:pStyle w:val="ListBullet"/>
-      </w:pPr>
-      <w:r>
-        <w:t>레지스터가 BOS 대비 3.4배 더 많은 어텐션을 받음 → 싱크 흡수 확인</w:t>
-      </w:r>
-    </w:p>
-    <w:p>
-      <w:pPr>
-        <w:pStyle w:val="ListBullet"/>
-      </w:pPr>
-      <w:r>
-        <w:t>REG4가 0.2205로 집중 흡수 → 모델이 하나의 전담 싱크 토큰을 학습</w:t>
-      </w:r>
-    </w:p>
-    <w:p>
-      <w:pPr>
-        <w:pStyle w:val="ListBullet"/>
-      </w:pPr>
-      <w:r>
-        <w:t>BOS 어텐션이 0.0208로 균일 억제 → 레지스터가 BOS 역할 대체</w:t>
-      </w:r>
-    </w:p>
-    <w:p>
-      <w:pPr>
-        <w:pStyle w:val="ListBullet"/>
-      </w:pPr>
-      <w:r>
-        <w:t>Story Cloze 83.93% → 태스크 성능 유지 (레지스터 추가가 모델 품질 저하 없음)</w:t>
-      </w:r>
-    </w:p>
-    <w:p>
-      <w:pPr>
-        <w:pStyle w:val="Heading2"/>
-      </w:pPr>
-      <w:r>
-        <w:t>향후 연구</w:t>
-      </w:r>
-    </w:p>
-    <w:p>
-      <w:pPr>
-        <w:pStyle w:val="ListBullet"/>
-      </w:pPr>
-      <w:r>
-        <w:t>베이스라인(레지스터 없는 동일 모델)과의 직접 비교</w:t>
-      </w:r>
-    </w:p>
-    <w:p>
-      <w:pPr>
-        <w:pStyle w:val="ListBullet"/>
-      </w:pPr>
-      <w:r>
-        <w:t>레지스터 수 ablation 실험 (1, 2, 4, 8개)</w:t>
-      </w:r>
-    </w:p>
-    <w:p>
-      <w:pPr>
-        <w:pStyle w:val="ListBullet"/>
-      </w:pPr>
-      <w:r>
-        <w:t>긴 문서에서의 어텐션 싱크 효과 측정</w:t>
-      </w:r>
-    </w:p>
-    <w:p>
-      <w:pPr>
-        <w:pStyle w:val="ListBullet"/>
-      </w:pPr>
-      <w:r>
-        <w:t>REG4 특화 현상 분석 — 균등 분산을 유도하는 학습 방법 연구</w:t>
-      </w:r>
-    </w:p>
-    <w:p>
-      <w:r>
-        <w:br w:type="page"/>
-      </w:r>
-    </w:p>
-    <w:p>
-      <w:pPr>
-        <w:pStyle w:val="Heading1"/>
-      </w:pPr>
-      <w:r>
-        <w:t>7. 베이스라인 비교: 순수 LLaMA vs Register-LoRA</w:t>
-      </w:r>
-    </w:p>
-    <w:p>
-      <w:r>
-        <w:t>레지스터 토큰 및 파인튜닝 없는 순수 LLaMA 3.1 8B(베이스라인)와 Register-LoRA 모델을 동일한 50개 테스트 예시(seed=42)로 SelfCheckGPT 평가한 결과입니다. 점수가 낮을수록 생성 일관성이 높음 = 할루시네이션이 적음.</w:t>
-      </w:r>
-    </w:p>
-    <w:tbl>
-      <w:tblPr>
-        <w:tblStyle w:val="TableGrid"/>
-        <w:tblW w:type="auto" w:w="0"/>
-        <w:tblLook w:firstColumn="1" w:firstRow="1" w:lastColumn="0" w:lastRow="0" w:noHBand="0" w:noVBand="1" w:val="04A0"/>
-      </w:tblPr>
-      <w:tblGrid>
-        <w:gridCol w:w="2160"/>
-        <w:gridCol w:w="2160"/>
-        <w:gridCol w:w="2160"/>
-        <w:gridCol w:w="2160"/>
-      </w:tblGrid>
-      <w:tr>
-        <w:tc>
-          <w:tcPr>
-            <w:tcW w:type="dxa" w:w="2160"/>
-          </w:tcPr>
-          <w:p>
-            <w:r>
-              <w:t>지표</w:t>
-            </w:r>
-          </w:p>
-        </w:tc>
-        <w:tc>
-          <w:tcPr>
-            <w:tcW w:type="dxa" w:w="2160"/>
-          </w:tcPr>
-          <w:p>
-            <w:r>
-              <w:t>베이스라인 LLaMA</w:t>
-            </w:r>
-          </w:p>
-        </w:tc>
-        <w:tc>
-          <w:tcPr>
-            <w:tcW w:type="dxa" w:w="2160"/>
-          </w:tcPr>
-          <w:p>
-            <w:r>
-              <w:t>Register-LoRA</w:t>
-            </w:r>
-          </w:p>
-        </w:tc>
-        <w:tc>
-          <w:tcPr>
-            <w:tcW w:type="dxa" w:w="2160"/>
-          </w:tcPr>
-          <w:p>
-            <w:r>
-              <w:t>개선폭 (Delta)</w:t>
-            </w:r>
-          </w:p>
-        </w:tc>
-      </w:tr>
-      <w:tr>
-        <w:tc>
-          <w:tcPr>
-            <w:tcW w:type="dxa" w:w="2160"/>
-          </w:tcPr>
-          <w:p>
-            <w:r>
-              <w:t>평균 (mean)</w:t>
-            </w:r>
-          </w:p>
-        </w:tc>
-        <w:tc>
-          <w:tcPr>
-            <w:tcW w:type="dxa" w:w="2160"/>
-          </w:tcPr>
-          <w:p>
-            <w:r>
-              <w:t>0.5860</w:t>
-            </w:r>
-          </w:p>
-        </w:tc>
-        <w:tc>
-          <w:tcPr>
-            <w:tcW w:type="dxa" w:w="2160"/>
-          </w:tcPr>
-          <w:p>
-            <w:r>
-              <w:t>0.4617</w:t>
-            </w:r>
-          </w:p>
-        </w:tc>
-        <w:tc>
-          <w:tcPr>
-            <w:tcW w:type="dxa" w:w="2160"/>
+            <w:tcW w:type="dxa" w:w="4320"/>
           </w:tcPr>
           <w:p>
             <w:r>
@@ -2988,216 +1173,40 @@
       <w:tr>
         <w:tc>
           <w:tcPr>
-            <w:tcW w:type="dxa" w:w="2160"/>
+            <w:tcW w:type="dxa" w:w="4320"/>
           </w:tcPr>
           <w:p>
             <w:r>
-              <w:t>중앙값 (median)</w:t>
+              <w:t>Relative improvement</w:t>
             </w:r>
           </w:p>
         </w:tc>
         <w:tc>
           <w:tcPr>
-            <w:tcW w:type="dxa" w:w="2160"/>
+            <w:tcW w:type="dxa" w:w="4320"/>
           </w:tcPr>
           <w:p>
             <w:r>
-              <w:t>0.5850</w:t>
-            </w:r>
-          </w:p>
-        </w:tc>
-        <w:tc>
-          <w:tcPr>
-            <w:tcW w:type="dxa" w:w="2160"/>
-          </w:tcPr>
-          <w:p>
-            <w:r>
-              <w:t>0.4677</w:t>
-            </w:r>
-          </w:p>
-        </w:tc>
-        <w:tc>
-          <w:tcPr>
-            <w:tcW w:type="dxa" w:w="2160"/>
-          </w:tcPr>
-          <w:p>
-            <w:r>
-              <w:t>-0.1173</w:t>
-            </w:r>
-          </w:p>
-        </w:tc>
-      </w:tr>
-      <w:tr>
-        <w:tc>
-          <w:tcPr>
-            <w:tcW w:type="dxa" w:w="2160"/>
-          </w:tcPr>
-          <w:p>
-            <w:r>
-              <w:t>표준편차 (std)</w:t>
-            </w:r>
-          </w:p>
-        </w:tc>
-        <w:tc>
-          <w:tcPr>
-            <w:tcW w:type="dxa" w:w="2160"/>
-          </w:tcPr>
-          <w:p>
-            <w:r>
-              <w:t>0.0698</w:t>
-            </w:r>
-          </w:p>
-        </w:tc>
-        <w:tc>
-          <w:tcPr>
-            <w:tcW w:type="dxa" w:w="2160"/>
-          </w:tcPr>
-          <w:p>
-            <w:r>
-              <w:t>0.0677</w:t>
-            </w:r>
-          </w:p>
-        </w:tc>
-        <w:tc>
-          <w:tcPr>
-            <w:tcW w:type="dxa" w:w="2160"/>
-          </w:tcPr>
-          <w:p>
-            <w:r>
-              <w:t>-0.0021</w:t>
-            </w:r>
-          </w:p>
-        </w:tc>
-      </w:tr>
-      <w:tr>
-        <w:tc>
-          <w:tcPr>
-            <w:tcW w:type="dxa" w:w="2160"/>
-          </w:tcPr>
-          <w:p>
-            <w:r>
-              <w:t>최솟값 (min)</w:t>
-            </w:r>
-          </w:p>
-        </w:tc>
-        <w:tc>
-          <w:tcPr>
-            <w:tcW w:type="dxa" w:w="2160"/>
-          </w:tcPr>
-          <w:p>
-            <w:r>
-              <w:t>0.3909</w:t>
-            </w:r>
-          </w:p>
-        </w:tc>
-        <w:tc>
-          <w:tcPr>
-            <w:tcW w:type="dxa" w:w="2160"/>
-          </w:tcPr>
-          <w:p>
-            <w:r>
-              <w:t>0.2667</w:t>
-            </w:r>
-          </w:p>
-        </w:tc>
-        <w:tc>
-          <w:tcPr>
-            <w:tcW w:type="dxa" w:w="2160"/>
-          </w:tcPr>
-          <w:p>
-            <w:r>
-              <w:t>-0.1242</w:t>
-            </w:r>
-          </w:p>
-        </w:tc>
-      </w:tr>
-      <w:tr>
-        <w:tc>
-          <w:tcPr>
-            <w:tcW w:type="dxa" w:w="2160"/>
-          </w:tcPr>
-          <w:p>
-            <w:r>
-              <w:t>최댓값 (max)</w:t>
-            </w:r>
-          </w:p>
-        </w:tc>
-        <w:tc>
-          <w:tcPr>
-            <w:tcW w:type="dxa" w:w="2160"/>
-          </w:tcPr>
-          <w:p>
-            <w:r>
-              <w:t>0.7305</w:t>
-            </w:r>
-          </w:p>
-        </w:tc>
-        <w:tc>
-          <w:tcPr>
-            <w:tcW w:type="dxa" w:w="2160"/>
-          </w:tcPr>
-          <w:p>
-            <w:r>
-              <w:t>0.5949</w:t>
-            </w:r>
-          </w:p>
-        </w:tc>
-        <w:tc>
-          <w:tcPr>
-            <w:tcW w:type="dxa" w:w="2160"/>
-          </w:tcPr>
-          <w:p>
-            <w:r>
-              <w:t>-0.1356</w:t>
+              <w:t>21.2%</w:t>
             </w:r>
           </w:p>
         </w:tc>
       </w:tr>
     </w:tbl>
-    <w:p/>
     <w:p>
       <w:pPr>
-        <w:pStyle w:val="Heading2"/>
+        <w:pStyle w:val="Heading1"/>
       </w:pPr>
       <w:r>
-        <w:t>결과 해석</w:t>
+        <w:t>7. Conclusion</w:t>
       </w:r>
     </w:p>
     <w:p>
       <w:r>
-        <w:rPr>
-          <w:b/>
-        </w:rPr>
-        <w:t>Register-LoRA가 베이스라인 대비 평균 0.1242 (21.2%) 감소</w:t>
-      </w:r>
-    </w:p>
-    <w:p>
-      <w:r>
-        <w:t>베이스라인(0.5860)은 랜덤 수준(≈0.5)을 초과하여 생성 불일치가 심한 반면, Register-LoRA(0.4617)는 랜덤보다 낮아 의미 있는 일관성 개선이 확인됩니다.</w:t>
-      </w:r>
-    </w:p>
-    <w:p>
-      <w:pPr>
-        <w:pStyle w:val="ListBullet"/>
-      </w:pPr>
-      <w:r>
-        <w:t>레지스터 토큰이 어텐션 싱크를 흡수하여 콘텐츠 토큰에 대한 집중도 향상</w:t>
-      </w:r>
-    </w:p>
-    <w:p>
-      <w:pPr>
-        <w:pStyle w:val="ListBullet"/>
-      </w:pPr>
-      <w:r>
-        <w:t>ROCStories 파인튜닝으로 스토리 일관성 문체 학습</w:t>
-      </w:r>
-    </w:p>
-    <w:p>
-      <w:pPr>
-        <w:pStyle w:val="ListBullet"/>
-      </w:pPr>
-      <w:r>
-        <w:t>최댓값도 0.7305 → 0.5949로 감소, 최악의 경우도 개선됨</w:t>
+        <w:t xml:space="preserve">Register tokens at position 0 successfully redistribute attention sink mass. REG4 absorbs 10.6× more attention than BOS, demonstrating that the model learns to use the extra sink capacity. </w:t>
+        <w:br/>
+        <w:br/>
+        <w:t>Test Story Cloze accuracy of 82.68% (+32.68pp over random) shows the register mechanism preserves downstream task quality. Mean perplexity of 9.8 on test stories confirms the model maintains strong language modeling performance.</w:t>
       </w:r>
     </w:p>
     <w:sectPr>
@@ -3574,7 +1583,7 @@
     <w:qFormat/>
     <w:rsid w:val="00FC693F"/>
     <w:rPr>
-      <w:rFonts w:ascii="Malgun Gothic" w:hAnsi="Malgun Gothic"/>
+      <w:rFonts w:ascii="Calibri" w:hAnsi="Calibri"/>
       <w:sz w:val="22"/>
     </w:rPr>
   </w:style>
